--- a/WebContent/docx/MGMT基因甲基化检测报告.docx
+++ b/WebContent/docx/MGMT基因甲基化检测报告.docx
@@ -37,7 +37,7 @@
                     </pic:cNvPicPr>
                   </pic:nvPicPr>
                   <pic:blipFill>
-                    <a:blip r:embed="rId12"/>
+                    <a:blip r:embed="rId10"/>
                     <a:srcRect/>
                     <a:stretch>
                       <a:fillRect/>
@@ -93,7 +93,7 @@
                     </pic:cNvPicPr>
                   </pic:nvPicPr>
                   <pic:blipFill>
-                    <a:blip r:embed="rId13"/>
+                    <a:blip r:embed="rId11"/>
                     <a:srcRect l="1400" t="66" r="1581" b="-6"/>
                     <a:stretch>
                       <a:fillRect/>
@@ -596,7 +596,7 @@
           <w:lang w:eastAsia="zh-CN"/>
         </w:rPr>
         <w:sectPr>
-          <w:footerReference r:id="rId5" w:type="default"/>
+          <w:footerReference r:id="rId3" w:type="default"/>
           <w:pgSz w:w="11905" w:h="16838"/>
           <w:pgMar w:top="850" w:right="850" w:bottom="850" w:left="850" w:header="850" w:footer="397" w:gutter="0"/>
           <w:pgBorders>
@@ -1760,14 +1760,14 @@
           </w14:shadow>
         </w:rPr>
       </w:pPr>
-      <w:bookmarkStart w:id="0" w:name="_Toc13806"/>
-      <w:bookmarkStart w:id="1" w:name="_Toc30143_WPSOffice_Level1"/>
-      <w:bookmarkStart w:id="2" w:name="_Toc24178_WPSOffice_Level1"/>
-      <w:bookmarkStart w:id="3" w:name="_Toc32054"/>
-      <w:bookmarkStart w:id="4" w:name="_Toc27500"/>
-      <w:bookmarkStart w:id="5" w:name="_Toc24397"/>
+      <w:bookmarkStart w:id="0" w:name="_Toc32054"/>
+      <w:bookmarkStart w:id="1" w:name="_Toc27500"/>
+      <w:bookmarkStart w:id="2" w:name="_Toc21669"/>
+      <w:bookmarkStart w:id="3" w:name="_Toc30143_WPSOffice_Level1"/>
+      <w:bookmarkStart w:id="4" w:name="_Toc24397"/>
+      <w:bookmarkStart w:id="5" w:name="_Toc13806"/>
       <w:bookmarkStart w:id="6" w:name="_Toc21009_WPSOffice_Level1"/>
-      <w:bookmarkStart w:id="7" w:name="_Toc21669"/>
+      <w:bookmarkStart w:id="7" w:name="_Toc24178_WPSOffice_Level1"/>
     </w:p>
     <w:p>
       <w:pPr>
@@ -1782,8 +1782,8 @@
           </w14:shadow>
         </w:rPr>
         <w:sectPr>
-          <w:headerReference r:id="rId6" w:type="default"/>
-          <w:footerReference r:id="rId7" w:type="default"/>
+          <w:headerReference r:id="rId4" w:type="default"/>
+          <w:footerReference r:id="rId5" w:type="default"/>
           <w:pgSz w:w="11905" w:h="16838"/>
           <w:pgMar w:top="850" w:right="850" w:bottom="850" w:left="850" w:header="283" w:footer="397" w:gutter="0"/>
           <w:pgBorders>
@@ -1821,7 +1821,6 @@
         </w:rPr>
       </w:pPr>
       <w:bookmarkStart w:id="8" w:name="_Toc21212"/>
-      <w:commentRangeStart w:id="0"/>
       <w:r>
         <w:rPr>
           <w:rFonts w:hint="default" w:ascii="Times New Roman" w:hAnsi="Times New Roman" w:eastAsia="微软雅黑" w:cs="Times New Roman"/>
@@ -1837,10 +1836,6 @@
         <w:t>样本信息</w:t>
       </w:r>
       <w:bookmarkEnd w:id="8"/>
-      <w:commentRangeEnd w:id="0"/>
-      <w:r>
-        <w:commentReference w:id="0"/>
-      </w:r>
     </w:p>
     <w:tbl>
       <w:tblPr>
@@ -1987,8 +1982,8 @@
                 <w:rFonts w:hint="eastAsia" w:ascii="Times New Roman" w:hAnsi="Times New Roman" w:eastAsia="微软雅黑" w:cs="微软雅黑"/>
                 <w:bCs/>
                 <w:color w:val="000000"/>
-                <w:sz w:val="24"/>
-                <w:szCs w:val="24"/>
+                <w:sz w:val="21"/>
+                <w:szCs w:val="21"/>
               </w:rPr>
               <w:t>{{ hospital }}</w:t>
             </w:r>
@@ -2033,8 +2028,8 @@
                 <w:rFonts w:hint="eastAsia" w:ascii="Times New Roman" w:hAnsi="Times New Roman" w:eastAsia="微软雅黑" w:cs="微软雅黑"/>
                 <w:bCs/>
                 <w:color w:val="000000"/>
-                <w:sz w:val="24"/>
-                <w:szCs w:val="24"/>
+                <w:sz w:val="21"/>
+                <w:szCs w:val="21"/>
               </w:rPr>
               <w:t>{{ subbarcode }}</w:t>
             </w:r>
@@ -2100,8 +2095,8 @@
                 <w:rFonts w:hint="eastAsia" w:ascii="Times New Roman" w:hAnsi="Times New Roman" w:eastAsia="微软雅黑" w:cs="微软雅黑"/>
                 <w:bCs/>
                 <w:color w:val="000000"/>
-                <w:sz w:val="24"/>
-                <w:szCs w:val="24"/>
+                <w:sz w:val="21"/>
+                <w:szCs w:val="21"/>
               </w:rPr>
               <w:t>{{ sex }}</w:t>
             </w:r>
@@ -2143,8 +2138,8 @@
                 <w:rFonts w:hint="eastAsia" w:ascii="Times New Roman" w:hAnsi="Times New Roman" w:eastAsia="微软雅黑" w:cs="微软雅黑"/>
                 <w:bCs/>
                 <w:color w:val="000000"/>
-                <w:sz w:val="24"/>
-                <w:szCs w:val="24"/>
+                <w:sz w:val="21"/>
+                <w:szCs w:val="21"/>
               </w:rPr>
               <w:t>{{ locationname }}</w:t>
             </w:r>
@@ -2188,8 +2183,8 @@
                 <w:rFonts w:hint="eastAsia" w:ascii="Times New Roman" w:hAnsi="Times New Roman" w:eastAsia="微软雅黑" w:cs="微软雅黑"/>
                 <w:bCs/>
                 <w:color w:val="000000"/>
-                <w:sz w:val="24"/>
-                <w:szCs w:val="24"/>
+                <w:sz w:val="21"/>
+                <w:szCs w:val="21"/>
               </w:rPr>
               <w:t>{{ subbarcode }}</w:t>
             </w:r>
@@ -2255,8 +2250,8 @@
                 <w:rFonts w:hint="eastAsia" w:ascii="Times New Roman" w:hAnsi="Times New Roman" w:eastAsia="微软雅黑" w:cs="微软雅黑"/>
                 <w:bCs/>
                 <w:color w:val="000000"/>
-                <w:sz w:val="24"/>
-                <w:szCs w:val="24"/>
+                <w:sz w:val="21"/>
+                <w:szCs w:val="21"/>
               </w:rPr>
               <w:t>{{ age }}</w:t>
             </w:r>
@@ -2298,8 +2293,8 @@
                 <w:rFonts w:hint="eastAsia" w:ascii="Times New Roman" w:hAnsi="Times New Roman" w:eastAsia="微软雅黑" w:cs="微软雅黑"/>
                 <w:bCs/>
                 <w:color w:val="000000"/>
-                <w:sz w:val="24"/>
-                <w:szCs w:val="24"/>
+                <w:sz w:val="21"/>
+                <w:szCs w:val="21"/>
               </w:rPr>
               <w:t>{{ doctorname }}</w:t>
             </w:r>
@@ -2343,8 +2338,8 @@
                 <w:rFonts w:hint="eastAsia" w:ascii="Times New Roman" w:hAnsi="Times New Roman" w:eastAsia="微软雅黑" w:cs="微软雅黑"/>
                 <w:bCs/>
                 <w:color w:val="000000"/>
-                <w:sz w:val="24"/>
-                <w:szCs w:val="24"/>
+                <w:sz w:val="21"/>
+                <w:szCs w:val="21"/>
               </w:rPr>
               <w:t>{{ room }}</w:t>
             </w:r>
@@ -2410,8 +2405,8 @@
                 <w:rFonts w:hint="eastAsia" w:ascii="Times New Roman" w:hAnsi="Times New Roman" w:eastAsia="微软雅黑" w:cs="微软雅黑"/>
                 <w:bCs/>
                 <w:color w:val="000000"/>
-                <w:sz w:val="24"/>
-                <w:szCs w:val="24"/>
+                <w:sz w:val="21"/>
+                <w:szCs w:val="21"/>
               </w:rPr>
               <w:t>{{ patient_phone }}</w:t>
             </w:r>
@@ -2454,8 +2449,8 @@
                 <w:rFonts w:hint="eastAsia" w:ascii="Times New Roman" w:hAnsi="Times New Roman" w:eastAsia="微软雅黑" w:cs="微软雅黑"/>
                 <w:bCs/>
                 <w:color w:val="000000"/>
-                <w:sz w:val="24"/>
-                <w:szCs w:val="24"/>
+                <w:sz w:val="21"/>
+                <w:szCs w:val="21"/>
                 <w:lang w:eastAsia="zh-CN"/>
               </w:rPr>
               <w:t>{{ specimentype }}</w:t>
@@ -2501,8 +2496,8 @@
                 <w:rFonts w:hint="eastAsia" w:ascii="Times New Roman" w:hAnsi="Times New Roman" w:eastAsia="微软雅黑" w:cs="微软雅黑"/>
                 <w:bCs/>
                 <w:color w:val="000000"/>
-                <w:sz w:val="24"/>
-                <w:szCs w:val="24"/>
+                <w:sz w:val="21"/>
+                <w:szCs w:val="21"/>
               </w:rPr>
               <w:t>{{ commission_date }}</w:t>
             </w:r>
@@ -2568,8 +2563,8 @@
                 <w:rFonts w:hint="eastAsia" w:ascii="Times New Roman" w:hAnsi="Times New Roman" w:eastAsia="微软雅黑" w:cs="微软雅黑"/>
                 <w:bCs/>
                 <w:color w:val="000000"/>
-                <w:sz w:val="24"/>
-                <w:szCs w:val="24"/>
+                <w:sz w:val="21"/>
+                <w:szCs w:val="21"/>
               </w:rPr>
               <w:t>{{ diseaseName }}</w:t>
             </w:r>
@@ -2657,8 +2652,8 @@
                 <w:rFonts w:hint="eastAsia" w:ascii="Times New Roman" w:hAnsi="Times New Roman" w:eastAsia="微软雅黑" w:cs="微软雅黑"/>
                 <w:bCs/>
                 <w:color w:val="000000"/>
-                <w:sz w:val="24"/>
-                <w:szCs w:val="24"/>
+                <w:sz w:val="21"/>
+                <w:szCs w:val="21"/>
               </w:rPr>
               <w:t>{{ receiveddate }}</w:t>
             </w:r>
@@ -2666,6 +2661,15 @@
         </w:tc>
       </w:tr>
     </w:tbl>
+    <w:p>
+      <w:pPr>
+        <w:bidi w:val="0"/>
+        <w:rPr>
+          <w:rFonts w:hint="default"/>
+        </w:rPr>
+      </w:pPr>
+      <w:bookmarkStart w:id="10" w:name="_Toc5952"/>
+    </w:p>
     <w:p>
       <w:pPr>
         <w:pStyle w:val="2"/>
@@ -2688,7 +2692,6 @@
           </w14:shadow>
         </w:rPr>
       </w:pPr>
-      <w:bookmarkStart w:id="10" w:name="_Toc5952"/>
       <w:r>
         <w:rPr>
           <w:rFonts w:hint="default" w:ascii="Times New Roman" w:hAnsi="Times New Roman" w:eastAsia="微软雅黑" w:cs="Times New Roman"/>
@@ -3032,6 +3035,14 @@
               </w:rPr>
               <w:t>检测结果</w:t>
             </w:r>
+            <w:r>
+              <w:rPr>
+                <w:rFonts w:hint="default" w:ascii="Times New Roman" w:hAnsi="Times New Roman" w:eastAsia="微软雅黑" w:cs="Times New Roman"/>
+                <w:sz w:val="21"/>
+                <w:szCs w:val="21"/>
+              </w:rPr>
+              <w:t>：</w:t>
+            </w:r>
           </w:p>
         </w:tc>
         <w:tc>
@@ -3056,12 +3067,6 @@
                 <w:lang w:val="en-US" w:eastAsia="zh-CN"/>
               </w:rPr>
             </w:pPr>
-            <w:r>
-              <w:rPr>
-                <w:highlight w:val="none"/>
-              </w:rPr>
-              <w:commentReference w:id="1"/>
-            </w:r>
             <w:r>
               <w:rPr>
                 <w:rFonts w:hint="eastAsia"/>
@@ -3146,29 +3151,13 @@
     </w:tbl>
     <w:p>
       <w:pPr>
-        <w:tabs>
-          <w:tab w:val="left" w:pos="589"/>
-        </w:tabs>
-        <w:ind w:left="76" w:hanging="76" w:hangingChars="76"/>
-        <w:rPr>
-          <w:rFonts w:hint="default" w:ascii="Times New Roman" w:hAnsi="Times New Roman" w:eastAsia="微软雅黑" w:cs="Times New Roman"/>
-          <w:b/>
-          <w:bCs/>
-          <w:color w:val="000000"/>
-          <w:sz w:val="10"/>
-          <w:szCs w:val="10"/>
-        </w:rPr>
-      </w:pPr>
-    </w:p>
-    <w:p>
-      <w:pPr>
         <w:jc w:val="left"/>
         <w:rPr>
           <w:rFonts w:hint="eastAsia" w:ascii="Times New Roman" w:hAnsi="Times New Roman" w:eastAsia="微软雅黑" w:cs="Times New Roman"/>
           <w:color w:val="000000"/>
           <w:kern w:val="0"/>
-          <w:sz w:val="16"/>
-          <w:szCs w:val="16"/>
+          <w:sz w:val="24"/>
+          <w:szCs w:val="24"/>
           <w:lang w:val="en-US" w:eastAsia="zh-CN"/>
         </w:rPr>
       </w:pPr>
@@ -3285,7 +3274,7 @@
           <w:highlight w:val="none"/>
           <w:lang w:val="en-US" w:eastAsia="zh-CN"/>
         </w:rPr>
-        <w:t>该样本检测到MGMT基因启动子区甲基化:</w:t>
+        <w:t>该样本检测到MGMT基因启动子区甲基化；</w:t>
       </w:r>
     </w:p>
     <w:p>
@@ -3319,6 +3308,7 @@
     <w:p>
       <w:pPr>
         <w:numPr>
+          <w:ilvl w:val="0"/>
           <w:numId w:val="0"/>
         </w:numPr>
         <w:jc w:val="both"/>
@@ -3363,7 +3353,6 @@
           <w:lang w:val="en-US" w:eastAsia="zh-CN"/>
         </w:rPr>
       </w:pPr>
-      <w:commentRangeStart w:id="2"/>
       <w:r>
         <w:rPr>
           <w:rFonts w:hint="default" w:ascii="Times New Roman" w:hAnsi="Times New Roman" w:eastAsia="微软雅黑" w:cs="Times New Roman"/>
@@ -3373,7 +3362,18 @@
           <w:highlight w:val="none"/>
           <w:lang w:val="en-US" w:eastAsia="zh-CN"/>
         </w:rPr>
-        <w:t>该样本没有检测到MGMT基因启动子区甲基化;</w:t>
+        <w:t>该样本没有检测到MGMT基因启动子区甲基化</w:t>
+      </w:r>
+      <w:r>
+        <w:rPr>
+          <w:rFonts w:hint="eastAsia" w:ascii="Times New Roman" w:hAnsi="Times New Roman" w:eastAsia="微软雅黑" w:cs="Times New Roman"/>
+          <w:b w:val="0"/>
+          <w:sz w:val="21"/>
+          <w:szCs w:val="21"/>
+          <w:highlight w:val="none"/>
+          <w:lang w:val="en-US" w:eastAsia="zh-CN"/>
+        </w:rPr>
+        <w:t>；</w:t>
       </w:r>
     </w:p>
     <w:p>
@@ -3403,10 +3403,6 @@
         </w:rPr>
         <w:t>文献提示，MGMT基因启动子区非甲基化患者可能不会从烷化剂类药物化疗中获益，请结合临床使用。</w:t>
       </w:r>
-      <w:commentRangeEnd w:id="2"/>
-      <w:r>
-        <w:commentReference w:id="2"/>
-      </w:r>
       <w:r>
         <w:rPr>
           <w:rFonts w:hint="eastAsia" w:ascii="Times New Roman" w:hAnsi="Times New Roman" w:eastAsia="微软雅黑" w:cs="Times New Roman"/>
@@ -3440,10 +3436,19 @@
           <w:highlight w:val="none"/>
           <w:lang w:val="en-US" w:eastAsia="zh-CN"/>
         </w:rPr>
-        <w:t>相关信息:</w:t>
-      </w:r>
-      <w:bookmarkStart w:id="14" w:name="_GoBack"/>
-      <w:bookmarkEnd w:id="14"/>
+        <w:t>相关信息</w:t>
+      </w:r>
+      <w:r>
+        <w:rPr>
+          <w:rFonts w:hint="eastAsia" w:ascii="Times New Roman" w:hAnsi="Times New Roman" w:eastAsia="微软雅黑" w:cs="Times New Roman"/>
+          <w:b w:val="0"/>
+          <w:sz w:val="21"/>
+          <w:szCs w:val="21"/>
+          <w:highlight w:val="none"/>
+          <w:lang w:val="en-US" w:eastAsia="zh-CN"/>
+        </w:rPr>
+        <w:t>：</w:t>
+      </w:r>
     </w:p>
     <w:p>
       <w:pPr>
@@ -3610,7 +3615,18 @@
           <w:highlight w:val="none"/>
           <w:lang w:val="en-US" w:eastAsia="zh-CN"/>
         </w:rPr>
-        <w:t>本检测采用荧光PCR法，可以特异性鉴别扩增区段内7个CpG位点的甲基化状态，对于其它位置发生的甲基化及其它基因不在本检测范围内;</w:t>
+        <w:t>本检测采用荧光PCR法，可以特异性鉴别扩增区段内7个CpG位点的甲基化状态，对于其它位置发生的甲基化及其它基因不在本检测范围内</w:t>
+      </w:r>
+      <w:r>
+        <w:rPr>
+          <w:rFonts w:hint="eastAsia" w:ascii="Times New Roman" w:hAnsi="Times New Roman" w:eastAsia="微软雅黑" w:cs="Times New Roman"/>
+          <w:b w:val="0"/>
+          <w:sz w:val="21"/>
+          <w:szCs w:val="21"/>
+          <w:highlight w:val="none"/>
+          <w:lang w:val="en-US" w:eastAsia="zh-CN"/>
+        </w:rPr>
+        <w:t>；</w:t>
       </w:r>
     </w:p>
     <w:p>
@@ -3638,7 +3654,18 @@
           <w:highlight w:val="none"/>
           <w:lang w:val="en-US" w:eastAsia="zh-CN"/>
         </w:rPr>
-        <w:t>本方法检测MGMT基因甲基化水平的检测限为 1%;</w:t>
+        <w:t>本方法检测MGMT基因甲基化水平的检测限为 1%</w:t>
+      </w:r>
+      <w:r>
+        <w:rPr>
+          <w:rFonts w:hint="eastAsia" w:ascii="Times New Roman" w:hAnsi="Times New Roman" w:eastAsia="微软雅黑" w:cs="Times New Roman"/>
+          <w:b w:val="0"/>
+          <w:sz w:val="21"/>
+          <w:szCs w:val="21"/>
+          <w:highlight w:val="none"/>
+          <w:lang w:val="en-US" w:eastAsia="zh-CN"/>
+        </w:rPr>
+        <w:t>；</w:t>
       </w:r>
     </w:p>
     <w:p>
@@ -3799,7 +3826,7 @@
         <mc:AlternateContent>
           <mc:Choice Requires="wpg">
             <w:drawing>
-              <wp:anchor distT="0" distB="0" distL="114300" distR="114300" simplePos="0" relativeHeight="251668480" behindDoc="0" locked="0" layoutInCell="1" allowOverlap="1">
+              <wp:anchor distT="0" distB="0" distL="114300" distR="114300" simplePos="0" relativeHeight="251667456" behindDoc="0" locked="0" layoutInCell="1" allowOverlap="1">
                 <wp:simplePos x="0" y="0"/>
                 <wp:positionH relativeFrom="column">
                   <wp:posOffset>2778125</wp:posOffset>
@@ -3832,7 +3859,7 @@
                           </pic:cNvPicPr>
                         </pic:nvPicPr>
                         <pic:blipFill>
-                          <a:blip r:embed="rId14">
+                          <a:blip r:embed="rId12">
                             <a:clrChange>
                               <a:clrFrom>
                                 <a:srgbClr val="FFFFFF">
@@ -3873,7 +3900,7 @@
                           </pic:cNvPicPr>
                         </pic:nvPicPr>
                         <pic:blipFill>
-                          <a:blip r:embed="rId15">
+                          <a:blip r:embed="rId13">
                             <a:extLst>
                               <a:ext uri="{28A0092B-C50C-407E-A947-70E740481C1C}">
                                 <a14:useLocalDpi xmlns:a14="http://schemas.microsoft.com/office/drawing/2010/main" val="0"/>
@@ -3907,18 +3934,18 @@
           </mc:Choice>
           <mc:Fallback>
             <w:pict>
-              <v:group id="_x0000_s1026" o:spid="_x0000_s1026" o:spt="203" style="position:absolute;left:0pt;margin-left:218.75pt;margin-top:1.45pt;height:103.1pt;width:251.5pt;z-index:251668480;mso-width-relative:page;mso-height-relative:page;" coordorigin="22334,2254" coordsize="6040,2476" o:gfxdata="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">
+              <v:group id="_x0000_s1026" o:spid="_x0000_s1026" o:spt="203" style="position:absolute;left:0pt;margin-left:218.75pt;margin-top:1.45pt;height:103.1pt;width:251.5pt;z-index:251667456;mso-width-relative:page;mso-height-relative:page;" coordorigin="22334,2254" coordsize="6040,2476" o:gfxdata="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">
                 <o:lock v:ext="edit" aspectratio="f"/>
                 <v:shape id="图片 29" o:spid="_x0000_s1026" o:spt="75" alt="IMG_256" type="#_x0000_t75" style="position:absolute;left:22334;top:3496;height:507;width:866;" filled="f" o:preferrelative="t" stroked="f" coordsize="21600,21600" o:gfxdata="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">
                   <v:fill on="f" focussize="0,0"/>
                   <v:stroke on="f"/>
-                  <v:imagedata r:id="rId14" chromakey="#FFFFFF" o:title=""/>
+                  <v:imagedata r:id="rId12" chromakey="#FFFFFF" o:title=""/>
                   <o:lock v:ext="edit" aspectratio="t"/>
                 </v:shape>
                 <v:shape id="图片 25" o:spid="_x0000_s1026" o:spt="75" type="#_x0000_t75" style="position:absolute;left:25898;top:2254;height:2476;width:2476;" filled="f" o:preferrelative="t" stroked="f" coordsize="21600,21600" o:gfxdata="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">
                   <v:fill on="f" focussize="0,0"/>
                   <v:stroke on="f"/>
-                  <v:imagedata r:id="rId15" o:title=""/>
+                  <v:imagedata r:id="rId13" o:title=""/>
                   <o:lock v:ext="edit" aspectratio="t"/>
                 </v:shape>
               </v:group>
@@ -4299,7 +4326,7 @@
                           </pic:cNvPicPr>
                         </pic:nvPicPr>
                         <pic:blipFill>
-                          <a:blip r:embed="rId16"/>
+                          <a:blip r:embed="rId14"/>
                           <a:stretch>
                             <a:fillRect/>
                           </a:stretch>
@@ -4427,7 +4454,19 @@
                 <w:kern w:val="0"/>
                 <w:lang w:val="en-US" w:eastAsia="zh-CN"/>
               </w:rPr>
-              <w:t>{{reportdate}}</w:t>
+              <w:t>{{reportdate2</w:t>
+            </w:r>
+            <w:bookmarkStart w:id="14" w:name="_GoBack"/>
+            <w:bookmarkEnd w:id="14"/>
+            <w:r>
+              <w:rPr>
+                <w:rFonts w:hint="eastAsia" w:ascii="Times New Roman" w:hAnsi="Times New Roman" w:eastAsia="微软雅黑" w:cs="Times New Roman"/>
+                <w:b/>
+                <w:bCs/>
+                <w:kern w:val="0"/>
+                <w:lang w:val="en-US" w:eastAsia="zh-CN"/>
+              </w:rPr>
+              <w:t>}}</w:t>
             </w:r>
           </w:p>
         </w:tc>
@@ -4485,7 +4524,7 @@
           <w:szCs w:val="16"/>
         </w:rPr>
         <w:sectPr>
-          <w:footerReference r:id="rId8" w:type="default"/>
+          <w:footerReference r:id="rId6" w:type="default"/>
           <w:pgSz w:w="11905" w:h="16838"/>
           <w:pgMar w:top="850" w:right="850" w:bottom="850" w:left="850" w:header="283" w:footer="397" w:gutter="0"/>
           <w:pgNumType w:fmt="decimal" w:start="1"/>
@@ -4860,7 +4899,7 @@
           <w:szCs w:val="24"/>
         </w:rPr>
         <w:drawing>
-          <wp:anchor distT="0" distB="0" distL="114935" distR="114935" simplePos="0" relativeHeight="251669504" behindDoc="0" locked="0" layoutInCell="1" allowOverlap="1">
+          <wp:anchor distT="0" distB="0" distL="114935" distR="114935" simplePos="0" relativeHeight="251668480" behindDoc="0" locked="0" layoutInCell="1" allowOverlap="1">
             <wp:simplePos x="0" y="0"/>
             <wp:positionH relativeFrom="column">
               <wp:posOffset>28575</wp:posOffset>
@@ -4885,7 +4924,7 @@
                     </pic:cNvPicPr>
                   </pic:nvPicPr>
                   <pic:blipFill>
-                    <a:blip r:embed="rId17"/>
+                    <a:blip r:embed="rId15"/>
                     <a:stretch>
                       <a:fillRect/>
                     </a:stretch>
@@ -4916,7 +4955,7 @@
           <w:szCs w:val="24"/>
         </w:rPr>
         <w:drawing>
-          <wp:anchor distT="0" distB="0" distL="114935" distR="114935" simplePos="0" relativeHeight="251670528" behindDoc="0" locked="0" layoutInCell="1" allowOverlap="1">
+          <wp:anchor distT="0" distB="0" distL="114935" distR="114935" simplePos="0" relativeHeight="251669504" behindDoc="0" locked="0" layoutInCell="1" allowOverlap="1">
             <wp:simplePos x="0" y="0"/>
             <wp:positionH relativeFrom="column">
               <wp:posOffset>723900</wp:posOffset>
@@ -4941,7 +4980,7 @@
                     </pic:cNvPicPr>
                   </pic:nvPicPr>
                   <pic:blipFill>
-                    <a:blip r:embed="rId18"/>
+                    <a:blip r:embed="rId16"/>
                     <a:stretch>
                       <a:fillRect/>
                     </a:stretch>
@@ -5134,7 +5173,7 @@
           <w:lang w:eastAsia="zh-CN"/>
         </w:rPr>
         <w:drawing>
-          <wp:anchor distT="0" distB="0" distL="0" distR="0" simplePos="0" relativeHeight="251667456" behindDoc="1" locked="0" layoutInCell="1" allowOverlap="1">
+          <wp:anchor distT="0" distB="0" distL="0" distR="0" simplePos="0" relativeHeight="251666432" behindDoc="1" locked="0" layoutInCell="1" allowOverlap="1">
             <wp:simplePos x="0" y="0"/>
             <wp:positionH relativeFrom="column">
               <wp:posOffset>4900295</wp:posOffset>
@@ -5159,7 +5198,7 @@
                     </pic:cNvPicPr>
                   </pic:nvPicPr>
                   <pic:blipFill>
-                    <a:blip r:embed="rId19"/>
+                    <a:blip r:embed="rId17"/>
                     <a:srcRect/>
                     <a:stretch>
                       <a:fillRect/>
@@ -5493,8 +5532,8 @@
       </w:r>
     </w:p>
     <w:sectPr>
-      <w:headerReference r:id="rId9" w:type="default"/>
-      <w:footerReference r:id="rId10" w:type="default"/>
+      <w:headerReference r:id="rId7" w:type="default"/>
+      <w:footerReference r:id="rId8" w:type="default"/>
       <w:pgSz w:w="11906" w:h="16838"/>
       <w:pgMar w:top="850" w:right="850" w:bottom="850" w:left="850" w:header="851" w:footer="397" w:gutter="0"/>
       <w:pgNumType w:fmt="decimal"/>
@@ -5503,299 +5542,6 @@
     </w:sectPr>
   </w:body>
 </w:document>
-</file>
-
-<file path=word/comments.xml><?xml version="1.0" encoding="utf-8"?>
-<w:comments xmlns:wpc="http://schemas.microsoft.com/office/word/2010/wordprocessingCanvas" xmlns:mc="http://schemas.openxmlformats.org/markup-compatibility/2006" xmlns:o="urn:schemas-microsoft-com:office:office" xmlns:r="http://schemas.openxmlformats.org/officeDocument/2006/relationships" xmlns:m="http://schemas.openxmlformats.org/officeDocument/2006/math" xmlns:v="urn:schemas-microsoft-com:vml" xmlns:wp14="http://schemas.microsoft.com/office/word/2010/wordprocessingDrawing" xmlns:wp="http://schemas.openxmlformats.org/drawingml/2006/wordprocessingDrawing" xmlns:w="http://schemas.openxmlformats.org/wordprocessingml/2006/main" xmlns:w14="http://schemas.microsoft.com/office/word/2010/wordml" xmlns:w15="http://schemas.microsoft.com/office/word/2012/wordml" xmlns:w10="urn:schemas-microsoft-com:office:word" xmlns:wpg="http://schemas.microsoft.com/office/word/2010/wordprocessingGroup" xmlns:wpi="http://schemas.microsoft.com/office/word/2010/wordprocessingInk" xmlns:wne="http://schemas.microsoft.com/office/word/2006/wordml" xmlns:wps="http://schemas.microsoft.com/office/word/2010/wordprocessingShape" xmlns:wpsCustomData="http://www.wps.cn/officeDocument/2013/wpsCustomData" mc:Ignorable="w14 w15 wp14">
-  <w:comment w:id="0" w:author="峰~" w:date="2024-12-03T13:18:56Z" w:initials="">
-    <w:p>
-      <w:pPr>
-        <w:pStyle w:val="5"/>
-        <w:rPr>
-          <w:rFonts w:hint="default" w:eastAsia="宋体"/>
-          <w:lang w:val="en-US" w:eastAsia="zh-CN"/>
-        </w:rPr>
-      </w:pPr>
-      <w:r>
-        <w:rPr>
-          <w:rFonts w:hint="eastAsia"/>
-          <w:lang w:val="en-US" w:eastAsia="zh-CN"/>
-        </w:rPr>
-        <w:t>1、属于动态内容，这个模块信息沿用目前诺禾形式</w:t>
-      </w:r>
-    </w:p>
-  </w:comment>
-  <w:comment w:id="1" w:author="峰~" w:date="2024-12-03T13:07:49Z" w:initials="">
-    <w:p>
-      <w:pPr>
-        <w:pStyle w:val="5"/>
-        <w:rPr>
-          <w:rFonts w:hint="default" w:eastAsia="宋体"/>
-          <w:lang w:val="en-US" w:eastAsia="zh-CN"/>
-        </w:rPr>
-      </w:pPr>
-      <w:r>
-        <w:rPr>
-          <w:rFonts w:hint="eastAsia"/>
-          <w:lang w:val="en-US" w:eastAsia="zh-CN"/>
-        </w:rPr>
-        <w:t>2、属于动态内容</w:t>
-      </w:r>
-    </w:p>
-    <w:p>
-      <w:pPr>
-        <w:pStyle w:val="5"/>
-        <w:rPr>
-          <w:rFonts w:hint="eastAsia"/>
-          <w:lang w:val="en-US" w:eastAsia="zh-CN"/>
-        </w:rPr>
-      </w:pPr>
-      <w:r>
-        <w:rPr>
-          <w:rFonts w:hint="eastAsia"/>
-          <w:lang w:val="en-US" w:eastAsia="zh-CN"/>
-        </w:rPr>
-        <w:t>(1)检测结果是阳性还是阴性，由运营反馈，流程见下图</w:t>
-      </w:r>
-    </w:p>
-    <w:p>
-      <w:pPr>
-        <w:pStyle w:val="5"/>
-        <w:rPr>
-          <w:rFonts w:hint="eastAsia"/>
-          <w:lang w:val="en-US" w:eastAsia="zh-CN"/>
-        </w:rPr>
-      </w:pPr>
-      <w:r>
-        <w:drawing>
-          <wp:inline distT="0" distB="0" distL="114300" distR="114300">
-            <wp:extent cx="6478905" cy="224790"/>
-            <wp:effectExtent l="0" t="0" r="10795" b="3810"/>
-            <wp:docPr id="1" name="图片 1"/>
-            <wp:cNvGraphicFramePr>
-              <a:graphicFrameLocks xmlns:a="http://schemas.openxmlformats.org/drawingml/2006/main" noChangeAspect="1"/>
-            </wp:cNvGraphicFramePr>
-            <a:graphic xmlns:a="http://schemas.openxmlformats.org/drawingml/2006/main">
-              <a:graphicData uri="http://schemas.openxmlformats.org/drawingml/2006/picture">
-                <pic:pic xmlns:pic="http://schemas.openxmlformats.org/drawingml/2006/picture">
-                  <pic:nvPicPr>
-                    <pic:cNvPr id="1" name="图片 1"/>
-                    <pic:cNvPicPr>
-                      <a:picLocks noChangeAspect="1"/>
-                    </pic:cNvPicPr>
-                  </pic:nvPicPr>
-                  <pic:blipFill>
-                    <a:blip r:embed="rId1"/>
-                    <a:stretch>
-                      <a:fillRect/>
-                    </a:stretch>
-                  </pic:blipFill>
-                  <pic:spPr>
-                    <a:xfrm>
-                      <a:off x="0" y="0"/>
-                      <a:ext cx="6478905" cy="224790"/>
-                    </a:xfrm>
-                    <a:prstGeom prst="rect">
-                      <a:avLst/>
-                    </a:prstGeom>
-                    <a:noFill/>
-                    <a:ln>
-                      <a:noFill/>
-                    </a:ln>
-                  </pic:spPr>
-                </pic:pic>
-              </a:graphicData>
-            </a:graphic>
-          </wp:inline>
-        </w:drawing>
-      </w:r>
-    </w:p>
-    <w:p>
-      <w:pPr>
-        <w:pStyle w:val="5"/>
-        <w:rPr>
-          <w:rFonts w:hint="default"/>
-          <w:lang w:val="en-US" w:eastAsia="zh-CN"/>
-        </w:rPr>
-      </w:pPr>
-      <w:r>
-        <w:rPr>
-          <w:rFonts w:hint="eastAsia"/>
-          <w:lang w:val="en-US" w:eastAsia="zh-CN"/>
-        </w:rPr>
-        <w:t>(2)如果检测结果是阳性，则输出“检测到 MGMT 甲基化”；如果检测结果是阴性，则输出“未检测到MGMT基因甲基化”</w:t>
-      </w:r>
-    </w:p>
-  </w:comment>
-  <w:comment w:id="2" w:author="峰~" w:date="2024-12-03T13:08:39Z" w:initials="">
-    <w:p>
-      <w:pPr>
-        <w:pStyle w:val="5"/>
-        <w:rPr>
-          <w:rFonts w:hint="default"/>
-          <w:lang w:val="en-US" w:eastAsia="zh-CN"/>
-        </w:rPr>
-      </w:pPr>
-      <w:r>
-        <w:rPr>
-          <w:rFonts w:hint="eastAsia"/>
-          <w:lang w:val="en-US" w:eastAsia="zh-CN"/>
-        </w:rPr>
-        <w:t>3、属于动态内容</w:t>
-      </w:r>
-    </w:p>
-    <w:p>
-      <w:pPr>
-        <w:pStyle w:val="5"/>
-        <w:rPr>
-          <w:rFonts w:hint="eastAsia"/>
-          <w:lang w:val="en-US" w:eastAsia="zh-CN"/>
-        </w:rPr>
-      </w:pPr>
-      <w:r>
-        <w:rPr>
-          <w:rFonts w:hint="eastAsia"/>
-          <w:lang w:val="en-US" w:eastAsia="zh-CN"/>
-        </w:rPr>
-        <w:t>（1）如果检测是</w:t>
-      </w:r>
-      <w:r>
-        <w:rPr>
-          <w:rFonts w:hint="eastAsia"/>
-          <w:b/>
-          <w:bCs/>
-          <w:lang w:val="en-US" w:eastAsia="zh-CN"/>
-        </w:rPr>
-        <w:t>阳</w:t>
-      </w:r>
-      <w:r>
-        <w:rPr>
-          <w:rFonts w:hint="eastAsia"/>
-          <w:lang w:val="en-US" w:eastAsia="zh-CN"/>
-        </w:rPr>
-        <w:t>性，则输出“</w:t>
-      </w:r>
-    </w:p>
-    <w:p>
-      <w:pPr>
-        <w:pStyle w:val="5"/>
-        <w:rPr>
-          <w:rFonts w:hint="eastAsia"/>
-          <w:lang w:val="en-US" w:eastAsia="zh-CN"/>
-        </w:rPr>
-      </w:pPr>
-      <w:r>
-        <w:rPr>
-          <w:rFonts w:hint="eastAsia"/>
-          <w:lang w:val="en-US" w:eastAsia="zh-CN"/>
-        </w:rPr>
-        <w:t>1.该样本检测到MGMT基因启动子区甲基化:</w:t>
-      </w:r>
-    </w:p>
-    <w:p>
-      <w:pPr>
-        <w:pStyle w:val="5"/>
-        <w:rPr>
-          <w:rFonts w:hint="eastAsia"/>
-          <w:lang w:val="en-US" w:eastAsia="zh-CN"/>
-        </w:rPr>
-      </w:pPr>
-      <w:r>
-        <w:rPr>
-          <w:rFonts w:hint="eastAsia"/>
-          <w:lang w:val="en-US" w:eastAsia="zh-CN"/>
-        </w:rPr>
-        <w:t>2.文献提示，MGMT基因启动子区甲基化患者可能会从烷化剂类药物化疗中获益，请结合临床使用。”</w:t>
-      </w:r>
-    </w:p>
-    <w:p>
-      <w:pPr>
-        <w:pStyle w:val="5"/>
-        <w:rPr>
-          <w:rFonts w:hint="eastAsia"/>
-          <w:lang w:val="en-US" w:eastAsia="zh-CN"/>
-        </w:rPr>
-      </w:pPr>
-    </w:p>
-    <w:p>
-      <w:pPr>
-        <w:pStyle w:val="5"/>
-        <w:rPr>
-          <w:rFonts w:hint="eastAsia"/>
-          <w:lang w:val="en-US" w:eastAsia="zh-CN"/>
-        </w:rPr>
-      </w:pPr>
-      <w:r>
-        <w:rPr>
-          <w:rFonts w:hint="eastAsia"/>
-          <w:lang w:val="en-US" w:eastAsia="zh-CN"/>
-        </w:rPr>
-        <w:t>（2）如果检测是</w:t>
-      </w:r>
-      <w:r>
-        <w:rPr>
-          <w:rFonts w:hint="eastAsia"/>
-          <w:b/>
-          <w:bCs/>
-          <w:lang w:val="en-US" w:eastAsia="zh-CN"/>
-        </w:rPr>
-        <w:t>阴</w:t>
-      </w:r>
-      <w:r>
-        <w:rPr>
-          <w:rFonts w:hint="eastAsia"/>
-          <w:lang w:val="en-US" w:eastAsia="zh-CN"/>
-        </w:rPr>
-        <w:t>性，则输出“</w:t>
-      </w:r>
-    </w:p>
-    <w:p>
-      <w:pPr>
-        <w:pStyle w:val="5"/>
-        <w:rPr>
-          <w:rFonts w:hint="eastAsia"/>
-          <w:lang w:val="en-US" w:eastAsia="zh-CN"/>
-        </w:rPr>
-      </w:pPr>
-      <w:r>
-        <w:rPr>
-          <w:rFonts w:hint="eastAsia"/>
-          <w:lang w:val="en-US" w:eastAsia="zh-CN"/>
-        </w:rPr>
-        <w:t>1.该样本没有检测到MGMT基因启动子区甲基化;</w:t>
-      </w:r>
-    </w:p>
-    <w:p>
-      <w:pPr>
-        <w:pStyle w:val="5"/>
-        <w:rPr>
-          <w:rFonts w:hint="eastAsia"/>
-          <w:lang w:val="en-US" w:eastAsia="zh-CN"/>
-        </w:rPr>
-      </w:pPr>
-      <w:r>
-        <w:rPr>
-          <w:rFonts w:hint="eastAsia"/>
-          <w:lang w:val="en-US" w:eastAsia="zh-CN"/>
-        </w:rPr>
-        <w:t>2.文献提示，MGMT基因启动子区非甲基化患者可能不会从烷化剂类药物化疗中获益，请结合临床使用。”</w:t>
-      </w:r>
-    </w:p>
-    <w:p>
-      <w:pPr>
-        <w:pStyle w:val="5"/>
-      </w:pPr>
-    </w:p>
-  </w:comment>
-</w:comments>
-</file>
-
-<file path=word/commentsExtended.xml><?xml version="1.0" encoding="utf-8"?>
-<w15:commentsEx xmlns:wpc="http://schemas.microsoft.com/office/word/2010/wordprocessingCanvas" xmlns:mc="http://schemas.openxmlformats.org/markup-compatibility/2006" xmlns:o="urn:schemas-microsoft-com:office:office" xmlns:r="http://schemas.openxmlformats.org/officeDocument/2006/relationships" xmlns:m="http://schemas.openxmlformats.org/officeDocument/2006/math" xmlns:v="urn:schemas-microsoft-com:vml" xmlns:wp14="http://schemas.microsoft.com/office/word/2010/wordprocessingDrawing" xmlns:wp="http://schemas.openxmlformats.org/drawingml/2006/wordprocessingDrawing" xmlns:w="http://schemas.openxmlformats.org/wordprocessingml/2006/main" xmlns:w14="http://schemas.microsoft.com/office/word/2010/wordml" xmlns:w15="http://schemas.microsoft.com/office/word/2012/wordml" xmlns:w10="urn:schemas-microsoft-com:office:word" xmlns:wpg="http://schemas.microsoft.com/office/word/2010/wordprocessingGroup" xmlns:wpi="http://schemas.microsoft.com/office/word/2010/wordprocessingInk" xmlns:wne="http://schemas.microsoft.com/office/word/2006/wordml" xmlns:wps="http://schemas.microsoft.com/office/word/2010/wordprocessingShape" xmlns:wpsCustomData="http://www.wps.cn/officeDocument/2013/wpsCustomData" mc:Ignorable="w14 w15 wp14">
-  <w15:commentEx w15:paraId="29570C4D" w15:done="0"/>
-  <w15:commentEx w15:paraId="7B93DB97" w15:done="0"/>
-  <w15:commentEx w15:paraId="6415DFAA" w15:done="0"/>
-</w15:commentsEx>
 </file>
 
 <file path=word/footer1.xml><?xml version="1.0" encoding="utf-8"?>
@@ -6532,126 +6278,6 @@
     <w:pPr>
       <w:pStyle w:val="9"/>
     </w:pPr>
-    <w:r>
-      <w:rPr>
-        <w:sz w:val="18"/>
-      </w:rPr>
-      <mc:AlternateContent>
-        <mc:Choice Requires="wps">
-          <w:drawing>
-            <wp:anchor distT="0" distB="0" distL="114300" distR="114300" simplePos="0" relativeHeight="251666432" behindDoc="0" locked="0" layoutInCell="1" allowOverlap="1">
-              <wp:simplePos x="0" y="0"/>
-              <wp:positionH relativeFrom="margin">
-                <wp:align>center</wp:align>
-              </wp:positionH>
-              <wp:positionV relativeFrom="paragraph">
-                <wp:posOffset>0</wp:posOffset>
-              </wp:positionV>
-              <wp:extent cx="1828800" cy="1828800"/>
-              <wp:effectExtent l="0" t="0" r="0" b="0"/>
-              <wp:wrapNone/>
-              <wp:docPr id="8" name="文本框 8"/>
-              <wp:cNvGraphicFramePr/>
-              <a:graphic xmlns:a="http://schemas.openxmlformats.org/drawingml/2006/main">
-                <a:graphicData uri="http://schemas.microsoft.com/office/word/2010/wordprocessingShape">
-                  <wps:wsp>
-                    <wps:cNvSpPr txBox="1"/>
-                    <wps:spPr>
-                      <a:xfrm>
-                        <a:off x="0" y="0"/>
-                        <a:ext cx="1828800" cy="1828800"/>
-                      </a:xfrm>
-                      <a:prstGeom prst="rect">
-                        <a:avLst/>
-                      </a:prstGeom>
-                      <a:noFill/>
-                      <a:ln w="6350">
-                        <a:noFill/>
-                      </a:ln>
-                    </wps:spPr>
-                    <wps:style>
-                      <a:lnRef idx="0">
-                        <a:schemeClr val="accent1"/>
-                      </a:lnRef>
-                      <a:fillRef idx="0">
-                        <a:schemeClr val="accent1"/>
-                      </a:fillRef>
-                      <a:effectRef idx="0">
-                        <a:schemeClr val="accent1"/>
-                      </a:effectRef>
-                      <a:fontRef idx="minor">
-                        <a:schemeClr val="dk1"/>
-                      </a:fontRef>
-                    </wps:style>
-                    <wps:txbx>
-                      <w:txbxContent>
-                        <w:p>
-                          <w:pPr>
-                            <w:pStyle w:val="9"/>
-                          </w:pPr>
-                          <w:r>
-                            <w:fldChar w:fldCharType="begin"/>
-                          </w:r>
-                          <w:r>
-                            <w:instrText xml:space="preserve"> PAGE  \* MERGEFORMAT </w:instrText>
-                          </w:r>
-                          <w:r>
-                            <w:fldChar w:fldCharType="separate"/>
-                          </w:r>
-                          <w:r>
-                            <w:t>3</w:t>
-                          </w:r>
-                          <w:r>
-                            <w:fldChar w:fldCharType="end"/>
-                          </w:r>
-                        </w:p>
-                      </w:txbxContent>
-                    </wps:txbx>
-                    <wps:bodyPr rot="0" spcFirstLastPara="0" vertOverflow="overflow" horzOverflow="overflow" vert="horz" wrap="none" lIns="0" tIns="0" rIns="0" bIns="0" numCol="1" spcCol="0" rtlCol="0" fromWordArt="0" anchor="t" anchorCtr="0" forceAA="0" upright="0" compatLnSpc="1">
-                      <a:spAutoFit/>
-                    </wps:bodyPr>
-                  </wps:wsp>
-                </a:graphicData>
-              </a:graphic>
-            </wp:anchor>
-          </w:drawing>
-        </mc:Choice>
-        <mc:Fallback>
-          <w:pict>
-            <v:shape id="_x0000_s1026" o:spid="_x0000_s1026" o:spt="202" type="#_x0000_t202" style="position:absolute;left:0pt;margin-top:0pt;height:144pt;width:144pt;mso-position-horizontal:center;mso-position-horizontal-relative:margin;mso-wrap-style:none;z-index:251666432;mso-width-relative:page;mso-height-relative:page;" filled="f" stroked="f" coordsize="21600,21600" o:gfxdata="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">
-              <v:fill on="f" focussize="0,0"/>
-              <v:stroke on="f" weight="0.5pt"/>
-              <v:imagedata o:title=""/>
-              <o:lock v:ext="edit" aspectratio="f"/>
-              <v:textbox inset="0mm,0mm,0mm,0mm" style="mso-fit-shape-to-text:t;">
-                <w:txbxContent>
-                  <w:p>
-                    <w:pPr>
-                      <w:pStyle w:val="9"/>
-                    </w:pPr>
-                    <w:r>
-                      <w:fldChar w:fldCharType="begin"/>
-                    </w:r>
-                    <w:r>
-                      <w:instrText xml:space="preserve"> PAGE  \* MERGEFORMAT </w:instrText>
-                    </w:r>
-                    <w:r>
-                      <w:fldChar w:fldCharType="separate"/>
-                    </w:r>
-                    <w:r>
-                      <w:t>3</w:t>
-                    </w:r>
-                    <w:r>
-                      <w:fldChar w:fldCharType="end"/>
-                    </w:r>
-                  </w:p>
-                </w:txbxContent>
-              </v:textbox>
-            </v:shape>
-          </w:pict>
-        </mc:Fallback>
-      </mc:AlternateContent>
-    </w:r>
   </w:p>
 </w:ftr>
 </file>
@@ -7428,14 +7054,6 @@
     <w:abstractNumId w:val="8"/>
   </w:num>
 </w:numbering>
-</file>
-
-<file path=word/people.xml><?xml version="1.0" encoding="utf-8"?>
-<w15:people xmlns:wpc="http://schemas.microsoft.com/office/word/2010/wordprocessingCanvas" xmlns:mc="http://schemas.openxmlformats.org/markup-compatibility/2006" xmlns:o="urn:schemas-microsoft-com:office:office" xmlns:r="http://schemas.openxmlformats.org/officeDocument/2006/relationships" xmlns:m="http://schemas.openxmlformats.org/officeDocument/2006/math" xmlns:v="urn:schemas-microsoft-com:vml" xmlns:wp14="http://schemas.microsoft.com/office/word/2010/wordprocessingDrawing" xmlns:wp="http://schemas.openxmlformats.org/drawingml/2006/wordprocessingDrawing" xmlns:w="http://schemas.openxmlformats.org/wordprocessingml/2006/main" xmlns:w14="http://schemas.microsoft.com/office/word/2010/wordml" xmlns:w15="http://schemas.microsoft.com/office/word/2012/wordml" xmlns:w10="urn:schemas-microsoft-com:office:word" xmlns:wpg="http://schemas.microsoft.com/office/word/2010/wordprocessingGroup" xmlns:wpi="http://schemas.microsoft.com/office/word/2010/wordprocessingInk" xmlns:wne="http://schemas.microsoft.com/office/word/2006/wordml" xmlns:wps="http://schemas.microsoft.com/office/word/2010/wordprocessingShape" xmlns:wpsCustomData="http://www.wps.cn/officeDocument/2013/wpsCustomData" mc:Ignorable="w14 w15 wp14">
-  <w15:person w15:author="峰~">
-    <w15:presenceInfo w15:providerId="WPS Office" w15:userId="2689565565"/>
-  </w15:person>
-</w15:people>
 </file>
 
 <file path=word/styles.xml><?xml version="1.0" encoding="utf-8"?>

--- a/WebContent/docx/MGMT基因甲基化检测报告.docx
+++ b/WebContent/docx/MGMT基因甲基化检测报告.docx
@@ -1761,13 +1761,13 @@
         </w:rPr>
       </w:pPr>
       <w:bookmarkStart w:id="0" w:name="_Toc32054"/>
-      <w:bookmarkStart w:id="1" w:name="_Toc27500"/>
-      <w:bookmarkStart w:id="2" w:name="_Toc21669"/>
-      <w:bookmarkStart w:id="3" w:name="_Toc30143_WPSOffice_Level1"/>
+      <w:bookmarkStart w:id="1" w:name="_Toc30143_WPSOffice_Level1"/>
+      <w:bookmarkStart w:id="2" w:name="_Toc13806"/>
+      <w:bookmarkStart w:id="3" w:name="_Toc27500"/>
       <w:bookmarkStart w:id="4" w:name="_Toc24397"/>
-      <w:bookmarkStart w:id="5" w:name="_Toc13806"/>
+      <w:bookmarkStart w:id="5" w:name="_Toc24178_WPSOffice_Level1"/>
       <w:bookmarkStart w:id="6" w:name="_Toc21009_WPSOffice_Level1"/>
-      <w:bookmarkStart w:id="7" w:name="_Toc24178_WPSOffice_Level1"/>
+      <w:bookmarkStart w:id="7" w:name="_Toc21669"/>
     </w:p>
     <w:p>
       <w:pPr>
@@ -4454,19 +4454,7 @@
                 <w:kern w:val="0"/>
                 <w:lang w:val="en-US" w:eastAsia="zh-CN"/>
               </w:rPr>
-              <w:t>{{reportdate2</w:t>
-            </w:r>
-            <w:bookmarkStart w:id="14" w:name="_GoBack"/>
-            <w:bookmarkEnd w:id="14"/>
-            <w:r>
-              <w:rPr>
-                <w:rFonts w:hint="eastAsia" w:ascii="Times New Roman" w:hAnsi="Times New Roman" w:eastAsia="微软雅黑" w:cs="Times New Roman"/>
-                <w:b/>
-                <w:bCs/>
-                <w:kern w:val="0"/>
-                <w:lang w:val="en-US" w:eastAsia="zh-CN"/>
-              </w:rPr>
-              <w:t>}}</w:t>
+              <w:t>{{reportdate2}}</w:t>
             </w:r>
           </w:p>
         </w:tc>
@@ -4573,7 +4561,25 @@
           <w:bCs w:val="0"/>
           <w:lang w:eastAsia="zh-CN"/>
         </w:rPr>
-        <w:t>广州市黄浦区开源大道11号C6栋702室</w:t>
+        <w:t>广州市黄</w:t>
+      </w:r>
+      <w:r>
+        <w:rPr>
+          <w:rFonts w:hint="eastAsia" w:ascii="Times New Roman" w:hAnsi="Times New Roman" w:eastAsia="微软雅黑" w:cs="Times New Roman"/>
+          <w:lang w:eastAsia="zh-CN"/>
+        </w:rPr>
+        <w:t>埔</w:t>
+      </w:r>
+      <w:bookmarkStart w:id="14" w:name="_GoBack"/>
+      <w:bookmarkEnd w:id="14"/>
+      <w:r>
+        <w:rPr>
+          <w:rFonts w:hint="eastAsia" w:ascii="Times New Roman" w:hAnsi="Times New Roman" w:eastAsia="微软雅黑" w:cs="Times New Roman"/>
+          <w:b w:val="0"/>
+          <w:bCs w:val="0"/>
+          <w:lang w:eastAsia="zh-CN"/>
+        </w:rPr>
+        <w:t>区开源大道11号C6栋702室</w:t>
       </w:r>
     </w:p>
     <w:p>

--- a/WebContent/docx/MGMT基因甲基化检测报告.docx
+++ b/WebContent/docx/MGMT基因甲基化检测报告.docx
@@ -37,7 +37,7 @@
                     </pic:cNvPicPr>
                   </pic:nvPicPr>
                   <pic:blipFill>
-                    <a:blip r:embed="rId10"/>
+                    <a:blip r:embed="rId12"/>
                     <a:srcRect/>
                     <a:stretch>
                       <a:fillRect/>
@@ -93,7 +93,7 @@
                     </pic:cNvPicPr>
                   </pic:nvPicPr>
                   <pic:blipFill>
-                    <a:blip r:embed="rId11"/>
+                    <a:blip r:embed="rId13"/>
                     <a:srcRect l="1400" t="66" r="1581" b="-6"/>
                     <a:stretch>
                       <a:fillRect/>
@@ -596,7 +596,7 @@
           <w:lang w:eastAsia="zh-CN"/>
         </w:rPr>
         <w:sectPr>
-          <w:footerReference r:id="rId3" w:type="default"/>
+          <w:footerReference r:id="rId5" w:type="default"/>
           <w:pgSz w:w="11905" w:h="16838"/>
           <w:pgMar w:top="850" w:right="850" w:bottom="850" w:left="850" w:header="850" w:footer="397" w:gutter="0"/>
           <w:pgBorders>
@@ -1760,12 +1760,12 @@
           </w14:shadow>
         </w:rPr>
       </w:pPr>
-      <w:bookmarkStart w:id="0" w:name="_Toc32054"/>
+      <w:bookmarkStart w:id="0" w:name="_Toc13806"/>
       <w:bookmarkStart w:id="1" w:name="_Toc30143_WPSOffice_Level1"/>
-      <w:bookmarkStart w:id="2" w:name="_Toc13806"/>
-      <w:bookmarkStart w:id="3" w:name="_Toc27500"/>
-      <w:bookmarkStart w:id="4" w:name="_Toc24397"/>
-      <w:bookmarkStart w:id="5" w:name="_Toc24178_WPSOffice_Level1"/>
+      <w:bookmarkStart w:id="2" w:name="_Toc24178_WPSOffice_Level1"/>
+      <w:bookmarkStart w:id="3" w:name="_Toc32054"/>
+      <w:bookmarkStart w:id="4" w:name="_Toc27500"/>
+      <w:bookmarkStart w:id="5" w:name="_Toc24397"/>
       <w:bookmarkStart w:id="6" w:name="_Toc21009_WPSOffice_Level1"/>
       <w:bookmarkStart w:id="7" w:name="_Toc21669"/>
     </w:p>
@@ -1782,8 +1782,8 @@
           </w14:shadow>
         </w:rPr>
         <w:sectPr>
-          <w:headerReference r:id="rId4" w:type="default"/>
-          <w:footerReference r:id="rId5" w:type="default"/>
+          <w:headerReference r:id="rId6" w:type="default"/>
+          <w:footerReference r:id="rId7" w:type="default"/>
           <w:pgSz w:w="11905" w:h="16838"/>
           <w:pgMar w:top="850" w:right="850" w:bottom="850" w:left="850" w:header="283" w:footer="397" w:gutter="0"/>
           <w:pgBorders>
@@ -1821,6 +1821,7 @@
         </w:rPr>
       </w:pPr>
       <w:bookmarkStart w:id="8" w:name="_Toc21212"/>
+      <w:commentRangeStart w:id="0"/>
       <w:r>
         <w:rPr>
           <w:rFonts w:hint="default" w:ascii="Times New Roman" w:hAnsi="Times New Roman" w:eastAsia="微软雅黑" w:cs="Times New Roman"/>
@@ -1836,6 +1837,10 @@
         <w:t>样本信息</w:t>
       </w:r>
       <w:bookmarkEnd w:id="8"/>
+      <w:commentRangeEnd w:id="0"/>
+      <w:r>
+        <w:commentReference w:id="0"/>
+      </w:r>
     </w:p>
     <w:tbl>
       <w:tblPr>
@@ -1982,8 +1987,8 @@
                 <w:rFonts w:hint="eastAsia" w:ascii="Times New Roman" w:hAnsi="Times New Roman" w:eastAsia="微软雅黑" w:cs="微软雅黑"/>
                 <w:bCs/>
                 <w:color w:val="000000"/>
-                <w:sz w:val="21"/>
-                <w:szCs w:val="21"/>
+                <w:sz w:val="24"/>
+                <w:szCs w:val="24"/>
               </w:rPr>
               <w:t>{{ hospital }}</w:t>
             </w:r>
@@ -2028,8 +2033,8 @@
                 <w:rFonts w:hint="eastAsia" w:ascii="Times New Roman" w:hAnsi="Times New Roman" w:eastAsia="微软雅黑" w:cs="微软雅黑"/>
                 <w:bCs/>
                 <w:color w:val="000000"/>
-                <w:sz w:val="21"/>
-                <w:szCs w:val="21"/>
+                <w:sz w:val="24"/>
+                <w:szCs w:val="24"/>
               </w:rPr>
               <w:t>{{ subbarcode }}</w:t>
             </w:r>
@@ -2095,8 +2100,8 @@
                 <w:rFonts w:hint="eastAsia" w:ascii="Times New Roman" w:hAnsi="Times New Roman" w:eastAsia="微软雅黑" w:cs="微软雅黑"/>
                 <w:bCs/>
                 <w:color w:val="000000"/>
-                <w:sz w:val="21"/>
-                <w:szCs w:val="21"/>
+                <w:sz w:val="24"/>
+                <w:szCs w:val="24"/>
               </w:rPr>
               <w:t>{{ sex }}</w:t>
             </w:r>
@@ -2138,8 +2143,8 @@
                 <w:rFonts w:hint="eastAsia" w:ascii="Times New Roman" w:hAnsi="Times New Roman" w:eastAsia="微软雅黑" w:cs="微软雅黑"/>
                 <w:bCs/>
                 <w:color w:val="000000"/>
-                <w:sz w:val="21"/>
-                <w:szCs w:val="21"/>
+                <w:sz w:val="24"/>
+                <w:szCs w:val="24"/>
               </w:rPr>
               <w:t>{{ locationname }}</w:t>
             </w:r>
@@ -2183,8 +2188,8 @@
                 <w:rFonts w:hint="eastAsia" w:ascii="Times New Roman" w:hAnsi="Times New Roman" w:eastAsia="微软雅黑" w:cs="微软雅黑"/>
                 <w:bCs/>
                 <w:color w:val="000000"/>
-                <w:sz w:val="21"/>
-                <w:szCs w:val="21"/>
+                <w:sz w:val="24"/>
+                <w:szCs w:val="24"/>
               </w:rPr>
               <w:t>{{ subbarcode }}</w:t>
             </w:r>
@@ -2250,8 +2255,8 @@
                 <w:rFonts w:hint="eastAsia" w:ascii="Times New Roman" w:hAnsi="Times New Roman" w:eastAsia="微软雅黑" w:cs="微软雅黑"/>
                 <w:bCs/>
                 <w:color w:val="000000"/>
-                <w:sz w:val="21"/>
-                <w:szCs w:val="21"/>
+                <w:sz w:val="24"/>
+                <w:szCs w:val="24"/>
               </w:rPr>
               <w:t>{{ age }}</w:t>
             </w:r>
@@ -2293,8 +2298,8 @@
                 <w:rFonts w:hint="eastAsia" w:ascii="Times New Roman" w:hAnsi="Times New Roman" w:eastAsia="微软雅黑" w:cs="微软雅黑"/>
                 <w:bCs/>
                 <w:color w:val="000000"/>
-                <w:sz w:val="21"/>
-                <w:szCs w:val="21"/>
+                <w:sz w:val="24"/>
+                <w:szCs w:val="24"/>
               </w:rPr>
               <w:t>{{ doctorname }}</w:t>
             </w:r>
@@ -2338,8 +2343,8 @@
                 <w:rFonts w:hint="eastAsia" w:ascii="Times New Roman" w:hAnsi="Times New Roman" w:eastAsia="微软雅黑" w:cs="微软雅黑"/>
                 <w:bCs/>
                 <w:color w:val="000000"/>
-                <w:sz w:val="21"/>
-                <w:szCs w:val="21"/>
+                <w:sz w:val="24"/>
+                <w:szCs w:val="24"/>
               </w:rPr>
               <w:t>{{ room }}</w:t>
             </w:r>
@@ -2405,8 +2410,8 @@
                 <w:rFonts w:hint="eastAsia" w:ascii="Times New Roman" w:hAnsi="Times New Roman" w:eastAsia="微软雅黑" w:cs="微软雅黑"/>
                 <w:bCs/>
                 <w:color w:val="000000"/>
-                <w:sz w:val="21"/>
-                <w:szCs w:val="21"/>
+                <w:sz w:val="24"/>
+                <w:szCs w:val="24"/>
               </w:rPr>
               <w:t>{{ patient_phone }}</w:t>
             </w:r>
@@ -2449,8 +2454,8 @@
                 <w:rFonts w:hint="eastAsia" w:ascii="Times New Roman" w:hAnsi="Times New Roman" w:eastAsia="微软雅黑" w:cs="微软雅黑"/>
                 <w:bCs/>
                 <w:color w:val="000000"/>
-                <w:sz w:val="21"/>
-                <w:szCs w:val="21"/>
+                <w:sz w:val="24"/>
+                <w:szCs w:val="24"/>
                 <w:lang w:eastAsia="zh-CN"/>
               </w:rPr>
               <w:t>{{ specimentype }}</w:t>
@@ -2496,8 +2501,8 @@
                 <w:rFonts w:hint="eastAsia" w:ascii="Times New Roman" w:hAnsi="Times New Roman" w:eastAsia="微软雅黑" w:cs="微软雅黑"/>
                 <w:bCs/>
                 <w:color w:val="000000"/>
-                <w:sz w:val="21"/>
-                <w:szCs w:val="21"/>
+                <w:sz w:val="24"/>
+                <w:szCs w:val="24"/>
               </w:rPr>
               <w:t>{{ commission_date }}</w:t>
             </w:r>
@@ -2563,8 +2568,8 @@
                 <w:rFonts w:hint="eastAsia" w:ascii="Times New Roman" w:hAnsi="Times New Roman" w:eastAsia="微软雅黑" w:cs="微软雅黑"/>
                 <w:bCs/>
                 <w:color w:val="000000"/>
-                <w:sz w:val="21"/>
-                <w:szCs w:val="21"/>
+                <w:sz w:val="24"/>
+                <w:szCs w:val="24"/>
               </w:rPr>
               <w:t>{{ diseaseName }}</w:t>
             </w:r>
@@ -2652,8 +2657,8 @@
                 <w:rFonts w:hint="eastAsia" w:ascii="Times New Roman" w:hAnsi="Times New Roman" w:eastAsia="微软雅黑" w:cs="微软雅黑"/>
                 <w:bCs/>
                 <w:color w:val="000000"/>
-                <w:sz w:val="21"/>
-                <w:szCs w:val="21"/>
+                <w:sz w:val="24"/>
+                <w:szCs w:val="24"/>
               </w:rPr>
               <w:t>{{ receiveddate }}</w:t>
             </w:r>
@@ -2663,15 +2668,6 @@
     </w:tbl>
     <w:p>
       <w:pPr>
-        <w:bidi w:val="0"/>
-        <w:rPr>
-          <w:rFonts w:hint="default"/>
-        </w:rPr>
-      </w:pPr>
-      <w:bookmarkStart w:id="10" w:name="_Toc5952"/>
-    </w:p>
-    <w:p>
-      <w:pPr>
         <w:pStyle w:val="2"/>
         <w:numPr>
           <w:ilvl w:val="-1"/>
@@ -2692,6 +2688,7 @@
           </w14:shadow>
         </w:rPr>
       </w:pPr>
+      <w:bookmarkStart w:id="10" w:name="_Toc5952"/>
       <w:r>
         <w:rPr>
           <w:rFonts w:hint="default" w:ascii="Times New Roman" w:hAnsi="Times New Roman" w:eastAsia="微软雅黑" w:cs="Times New Roman"/>
@@ -3035,14 +3032,6 @@
               </w:rPr>
               <w:t>检测结果</w:t>
             </w:r>
-            <w:r>
-              <w:rPr>
-                <w:rFonts w:hint="default" w:ascii="Times New Roman" w:hAnsi="Times New Roman" w:eastAsia="微软雅黑" w:cs="Times New Roman"/>
-                <w:sz w:val="21"/>
-                <w:szCs w:val="21"/>
-              </w:rPr>
-              <w:t>：</w:t>
-            </w:r>
           </w:p>
         </w:tc>
         <w:tc>
@@ -3067,6 +3056,12 @@
                 <w:lang w:val="en-US" w:eastAsia="zh-CN"/>
               </w:rPr>
             </w:pPr>
+            <w:r>
+              <w:rPr>
+                <w:highlight w:val="none"/>
+              </w:rPr>
+              <w:commentReference w:id="1"/>
+            </w:r>
             <w:r>
               <w:rPr>
                 <w:rFonts w:hint="eastAsia"/>
@@ -3151,13 +3146,29 @@
     </w:tbl>
     <w:p>
       <w:pPr>
+        <w:tabs>
+          <w:tab w:val="left" w:pos="589"/>
+        </w:tabs>
+        <w:ind w:left="76" w:hanging="76" w:hangingChars="76"/>
+        <w:rPr>
+          <w:rFonts w:hint="default" w:ascii="Times New Roman" w:hAnsi="Times New Roman" w:eastAsia="微软雅黑" w:cs="Times New Roman"/>
+          <w:b/>
+          <w:bCs/>
+          <w:color w:val="000000"/>
+          <w:sz w:val="10"/>
+          <w:szCs w:val="10"/>
+        </w:rPr>
+      </w:pPr>
+    </w:p>
+    <w:p>
+      <w:pPr>
         <w:jc w:val="left"/>
         <w:rPr>
           <w:rFonts w:hint="eastAsia" w:ascii="Times New Roman" w:hAnsi="Times New Roman" w:eastAsia="微软雅黑" w:cs="Times New Roman"/>
           <w:color w:val="000000"/>
           <w:kern w:val="0"/>
-          <w:sz w:val="24"/>
-          <w:szCs w:val="24"/>
+          <w:sz w:val="16"/>
+          <w:szCs w:val="16"/>
           <w:lang w:val="en-US" w:eastAsia="zh-CN"/>
         </w:rPr>
       </w:pPr>
@@ -3274,7 +3285,7 @@
           <w:highlight w:val="none"/>
           <w:lang w:val="en-US" w:eastAsia="zh-CN"/>
         </w:rPr>
-        <w:t>该样本检测到MGMT基因启动子区甲基化；</w:t>
+        <w:t>该样本检测到MGMT基因启动子区甲基化:</w:t>
       </w:r>
     </w:p>
     <w:p>
@@ -3308,7 +3319,6 @@
     <w:p>
       <w:pPr>
         <w:numPr>
-          <w:ilvl w:val="0"/>
           <w:numId w:val="0"/>
         </w:numPr>
         <w:jc w:val="both"/>
@@ -3353,6 +3363,7 @@
           <w:lang w:val="en-US" w:eastAsia="zh-CN"/>
         </w:rPr>
       </w:pPr>
+      <w:commentRangeStart w:id="2"/>
       <w:r>
         <w:rPr>
           <w:rFonts w:hint="default" w:ascii="Times New Roman" w:hAnsi="Times New Roman" w:eastAsia="微软雅黑" w:cs="Times New Roman"/>
@@ -3362,7 +3373,39 @@
           <w:highlight w:val="none"/>
           <w:lang w:val="en-US" w:eastAsia="zh-CN"/>
         </w:rPr>
-        <w:t>该样本没有检测到MGMT基因启动子区甲基化</w:t>
+        <w:t>该样本没有检测到MGMT基因启动子区甲基化;</w:t>
+      </w:r>
+    </w:p>
+    <w:p>
+      <w:pPr>
+        <w:numPr>
+          <w:ilvl w:val="0"/>
+          <w:numId w:val="6"/>
+        </w:numPr>
+        <w:jc w:val="both"/>
+        <w:rPr>
+          <w:rFonts w:hint="default" w:ascii="Times New Roman" w:hAnsi="Times New Roman" w:eastAsia="微软雅黑" w:cs="Times New Roman"/>
+          <w:b w:val="0"/>
+          <w:sz w:val="21"/>
+          <w:szCs w:val="21"/>
+          <w:highlight w:val="none"/>
+          <w:lang w:val="en-US" w:eastAsia="zh-CN"/>
+        </w:rPr>
+      </w:pPr>
+      <w:r>
+        <w:rPr>
+          <w:rFonts w:hint="default" w:ascii="Times New Roman" w:hAnsi="Times New Roman" w:eastAsia="微软雅黑" w:cs="Times New Roman"/>
+          <w:b w:val="0"/>
+          <w:sz w:val="21"/>
+          <w:szCs w:val="21"/>
+          <w:highlight w:val="none"/>
+          <w:lang w:val="en-US" w:eastAsia="zh-CN"/>
+        </w:rPr>
+        <w:t>文献提示，MGMT基因启动子区非甲基化患者可能不会从烷化剂类药物化疗中获益，请结合临床使用。</w:t>
+      </w:r>
+      <w:commentRangeEnd w:id="2"/>
+      <w:r>
+        <w:commentReference w:id="2"/>
       </w:r>
       <w:r>
         <w:rPr>
@@ -3373,15 +3416,11 @@
           <w:highlight w:val="none"/>
           <w:lang w:val="en-US" w:eastAsia="zh-CN"/>
         </w:rPr>
-        <w:t>；</w:t>
-      </w:r>
-    </w:p>
-    <w:p>
-      <w:pPr>
-        <w:numPr>
-          <w:ilvl w:val="0"/>
-          <w:numId w:val="6"/>
-        </w:numPr>
+        <w:t>{% endif %}</w:t>
+      </w:r>
+    </w:p>
+    <w:p>
+      <w:pPr>
         <w:jc w:val="both"/>
         <w:rPr>
           <w:rFonts w:hint="default" w:ascii="Times New Roman" w:hAnsi="Times New Roman" w:eastAsia="微软雅黑" w:cs="Times New Roman"/>
@@ -3401,54 +3440,10 @@
           <w:highlight w:val="none"/>
           <w:lang w:val="en-US" w:eastAsia="zh-CN"/>
         </w:rPr>
-        <w:t>文献提示，MGMT基因启动子区非甲基化患者可能不会从烷化剂类药物化疗中获益，请结合临床使用。</w:t>
-      </w:r>
-      <w:r>
-        <w:rPr>
-          <w:rFonts w:hint="eastAsia" w:ascii="Times New Roman" w:hAnsi="Times New Roman" w:eastAsia="微软雅黑" w:cs="Times New Roman"/>
-          <w:b w:val="0"/>
-          <w:sz w:val="21"/>
-          <w:szCs w:val="21"/>
-          <w:highlight w:val="none"/>
-          <w:lang w:val="en-US" w:eastAsia="zh-CN"/>
-        </w:rPr>
-        <w:t>{% endif %}</w:t>
-      </w:r>
-    </w:p>
-    <w:p>
-      <w:pPr>
-        <w:jc w:val="both"/>
-        <w:rPr>
-          <w:rFonts w:hint="default" w:ascii="Times New Roman" w:hAnsi="Times New Roman" w:eastAsia="微软雅黑" w:cs="Times New Roman"/>
-          <w:b w:val="0"/>
-          <w:sz w:val="21"/>
-          <w:szCs w:val="21"/>
-          <w:highlight w:val="none"/>
-          <w:lang w:val="en-US" w:eastAsia="zh-CN"/>
-        </w:rPr>
-      </w:pPr>
-      <w:r>
-        <w:rPr>
-          <w:rFonts w:hint="default" w:ascii="Times New Roman" w:hAnsi="Times New Roman" w:eastAsia="微软雅黑" w:cs="Times New Roman"/>
-          <w:b w:val="0"/>
-          <w:sz w:val="21"/>
-          <w:szCs w:val="21"/>
-          <w:highlight w:val="none"/>
-          <w:lang w:val="en-US" w:eastAsia="zh-CN"/>
-        </w:rPr>
-        <w:t>相关信息</w:t>
-      </w:r>
-      <w:r>
-        <w:rPr>
-          <w:rFonts w:hint="eastAsia" w:ascii="Times New Roman" w:hAnsi="Times New Roman" w:eastAsia="微软雅黑" w:cs="Times New Roman"/>
-          <w:b w:val="0"/>
-          <w:sz w:val="21"/>
-          <w:szCs w:val="21"/>
-          <w:highlight w:val="none"/>
-          <w:lang w:val="en-US" w:eastAsia="zh-CN"/>
-        </w:rPr>
-        <w:t>：</w:t>
-      </w:r>
+        <w:t>相关信息:</w:t>
+      </w:r>
+      <w:bookmarkStart w:id="14" w:name="_GoBack"/>
+      <w:bookmarkEnd w:id="14"/>
     </w:p>
     <w:p>
       <w:pPr>
@@ -3615,18 +3610,7 @@
           <w:highlight w:val="none"/>
           <w:lang w:val="en-US" w:eastAsia="zh-CN"/>
         </w:rPr>
-        <w:t>本检测采用荧光PCR法，可以特异性鉴别扩增区段内7个CpG位点的甲基化状态，对于其它位置发生的甲基化及其它基因不在本检测范围内</w:t>
-      </w:r>
-      <w:r>
-        <w:rPr>
-          <w:rFonts w:hint="eastAsia" w:ascii="Times New Roman" w:hAnsi="Times New Roman" w:eastAsia="微软雅黑" w:cs="Times New Roman"/>
-          <w:b w:val="0"/>
-          <w:sz w:val="21"/>
-          <w:szCs w:val="21"/>
-          <w:highlight w:val="none"/>
-          <w:lang w:val="en-US" w:eastAsia="zh-CN"/>
-        </w:rPr>
-        <w:t>；</w:t>
+        <w:t>本检测采用荧光PCR法，可以特异性鉴别扩增区段内7个CpG位点的甲基化状态，对于其它位置发生的甲基化及其它基因不在本检测范围内;</w:t>
       </w:r>
     </w:p>
     <w:p>
@@ -3654,18 +3638,7 @@
           <w:highlight w:val="none"/>
           <w:lang w:val="en-US" w:eastAsia="zh-CN"/>
         </w:rPr>
-        <w:t>本方法检测MGMT基因甲基化水平的检测限为 1%</w:t>
-      </w:r>
-      <w:r>
-        <w:rPr>
-          <w:rFonts w:hint="eastAsia" w:ascii="Times New Roman" w:hAnsi="Times New Roman" w:eastAsia="微软雅黑" w:cs="Times New Roman"/>
-          <w:b w:val="0"/>
-          <w:sz w:val="21"/>
-          <w:szCs w:val="21"/>
-          <w:highlight w:val="none"/>
-          <w:lang w:val="en-US" w:eastAsia="zh-CN"/>
-        </w:rPr>
-        <w:t>；</w:t>
+        <w:t>本方法检测MGMT基因甲基化水平的检测限为 1%;</w:t>
       </w:r>
     </w:p>
     <w:p>
@@ -3826,7 +3799,7 @@
         <mc:AlternateContent>
           <mc:Choice Requires="wpg">
             <w:drawing>
-              <wp:anchor distT="0" distB="0" distL="114300" distR="114300" simplePos="0" relativeHeight="251667456" behindDoc="0" locked="0" layoutInCell="1" allowOverlap="1">
+              <wp:anchor distT="0" distB="0" distL="114300" distR="114300" simplePos="0" relativeHeight="251668480" behindDoc="0" locked="0" layoutInCell="1" allowOverlap="1">
                 <wp:simplePos x="0" y="0"/>
                 <wp:positionH relativeFrom="column">
                   <wp:posOffset>2778125</wp:posOffset>
@@ -3859,7 +3832,7 @@
                           </pic:cNvPicPr>
                         </pic:nvPicPr>
                         <pic:blipFill>
-                          <a:blip r:embed="rId12">
+                          <a:blip r:embed="rId14">
                             <a:clrChange>
                               <a:clrFrom>
                                 <a:srgbClr val="FFFFFF">
@@ -3900,7 +3873,7 @@
                           </pic:cNvPicPr>
                         </pic:nvPicPr>
                         <pic:blipFill>
-                          <a:blip r:embed="rId13">
+                          <a:blip r:embed="rId15">
                             <a:extLst>
                               <a:ext uri="{28A0092B-C50C-407E-A947-70E740481C1C}">
                                 <a14:useLocalDpi xmlns:a14="http://schemas.microsoft.com/office/drawing/2010/main" val="0"/>
@@ -3934,18 +3907,18 @@
           </mc:Choice>
           <mc:Fallback>
             <w:pict>
-              <v:group id="_x0000_s1026" o:spid="_x0000_s1026" o:spt="203" style="position:absolute;left:0pt;margin-left:218.75pt;margin-top:1.45pt;height:103.1pt;width:251.5pt;z-index:251667456;mso-width-relative:page;mso-height-relative:page;" coordorigin="22334,2254" coordsize="6040,2476" o:gfxdata="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">
+              <v:group id="_x0000_s1026" o:spid="_x0000_s1026" o:spt="203" style="position:absolute;left:0pt;margin-left:218.75pt;margin-top:1.45pt;height:103.1pt;width:251.5pt;z-index:251668480;mso-width-relative:page;mso-height-relative:page;" coordorigin="22334,2254" coordsize="6040,2476" o:gfxdata="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">
                 <o:lock v:ext="edit" aspectratio="f"/>
                 <v:shape id="图片 29" o:spid="_x0000_s1026" o:spt="75" alt="IMG_256" type="#_x0000_t75" style="position:absolute;left:22334;top:3496;height:507;width:866;" filled="f" o:preferrelative="t" stroked="f" coordsize="21600,21600" o:gfxdata="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">
                   <v:fill on="f" focussize="0,0"/>
                   <v:stroke on="f"/>
-                  <v:imagedata r:id="rId12" chromakey="#FFFFFF" o:title=""/>
+                  <v:imagedata r:id="rId14" chromakey="#FFFFFF" o:title=""/>
                   <o:lock v:ext="edit" aspectratio="t"/>
                 </v:shape>
                 <v:shape id="图片 25" o:spid="_x0000_s1026" o:spt="75" type="#_x0000_t75" style="position:absolute;left:25898;top:2254;height:2476;width:2476;" filled="f" o:preferrelative="t" stroked="f" coordsize="21600,21600" o:gfxdata="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">
                   <v:fill on="f" focussize="0,0"/>
                   <v:stroke on="f"/>
-                  <v:imagedata r:id="rId13" o:title=""/>
+                  <v:imagedata r:id="rId15" o:title=""/>
                   <o:lock v:ext="edit" aspectratio="t"/>
                 </v:shape>
               </v:group>
@@ -4326,7 +4299,7 @@
                           </pic:cNvPicPr>
                         </pic:nvPicPr>
                         <pic:blipFill>
-                          <a:blip r:embed="rId14"/>
+                          <a:blip r:embed="rId16"/>
                           <a:stretch>
                             <a:fillRect/>
                           </a:stretch>
@@ -4454,7 +4427,7 @@
                 <w:kern w:val="0"/>
                 <w:lang w:val="en-US" w:eastAsia="zh-CN"/>
               </w:rPr>
-              <w:t>{{reportdate2}}</w:t>
+              <w:t>{{reportdate}}</w:t>
             </w:r>
           </w:p>
         </w:tc>
@@ -4512,7 +4485,7 @@
           <w:szCs w:val="16"/>
         </w:rPr>
         <w:sectPr>
-          <w:footerReference r:id="rId6" w:type="default"/>
+          <w:footerReference r:id="rId8" w:type="default"/>
           <w:pgSz w:w="11905" w:h="16838"/>
           <w:pgMar w:top="850" w:right="850" w:bottom="850" w:left="850" w:header="283" w:footer="397" w:gutter="0"/>
           <w:pgNumType w:fmt="decimal" w:start="1"/>
@@ -4561,25 +4534,7 @@
           <w:bCs w:val="0"/>
           <w:lang w:eastAsia="zh-CN"/>
         </w:rPr>
-        <w:t>广州市黄</w:t>
-      </w:r>
-      <w:r>
-        <w:rPr>
-          <w:rFonts w:hint="eastAsia" w:ascii="Times New Roman" w:hAnsi="Times New Roman" w:eastAsia="微软雅黑" w:cs="Times New Roman"/>
-          <w:lang w:eastAsia="zh-CN"/>
-        </w:rPr>
-        <w:t>埔</w:t>
-      </w:r>
-      <w:bookmarkStart w:id="14" w:name="_GoBack"/>
-      <w:bookmarkEnd w:id="14"/>
-      <w:r>
-        <w:rPr>
-          <w:rFonts w:hint="eastAsia" w:ascii="Times New Roman" w:hAnsi="Times New Roman" w:eastAsia="微软雅黑" w:cs="Times New Roman"/>
-          <w:b w:val="0"/>
-          <w:bCs w:val="0"/>
-          <w:lang w:eastAsia="zh-CN"/>
-        </w:rPr>
-        <w:t>区开源大道11号C6栋702室</w:t>
+        <w:t>广州市黄浦区开源大道11号C6栋702室</w:t>
       </w:r>
     </w:p>
     <w:p>
@@ -4905,7 +4860,7 @@
           <w:szCs w:val="24"/>
         </w:rPr>
         <w:drawing>
-          <wp:anchor distT="0" distB="0" distL="114935" distR="114935" simplePos="0" relativeHeight="251668480" behindDoc="0" locked="0" layoutInCell="1" allowOverlap="1">
+          <wp:anchor distT="0" distB="0" distL="114935" distR="114935" simplePos="0" relativeHeight="251669504" behindDoc="0" locked="0" layoutInCell="1" allowOverlap="1">
             <wp:simplePos x="0" y="0"/>
             <wp:positionH relativeFrom="column">
               <wp:posOffset>28575</wp:posOffset>
@@ -4930,7 +4885,7 @@
                     </pic:cNvPicPr>
                   </pic:nvPicPr>
                   <pic:blipFill>
-                    <a:blip r:embed="rId15"/>
+                    <a:blip r:embed="rId17"/>
                     <a:stretch>
                       <a:fillRect/>
                     </a:stretch>
@@ -4961,7 +4916,7 @@
           <w:szCs w:val="24"/>
         </w:rPr>
         <w:drawing>
-          <wp:anchor distT="0" distB="0" distL="114935" distR="114935" simplePos="0" relativeHeight="251669504" behindDoc="0" locked="0" layoutInCell="1" allowOverlap="1">
+          <wp:anchor distT="0" distB="0" distL="114935" distR="114935" simplePos="0" relativeHeight="251670528" behindDoc="0" locked="0" layoutInCell="1" allowOverlap="1">
             <wp:simplePos x="0" y="0"/>
             <wp:positionH relativeFrom="column">
               <wp:posOffset>723900</wp:posOffset>
@@ -4986,7 +4941,7 @@
                     </pic:cNvPicPr>
                   </pic:nvPicPr>
                   <pic:blipFill>
-                    <a:blip r:embed="rId16"/>
+                    <a:blip r:embed="rId18"/>
                     <a:stretch>
                       <a:fillRect/>
                     </a:stretch>
@@ -5179,7 +5134,7 @@
           <w:lang w:eastAsia="zh-CN"/>
         </w:rPr>
         <w:drawing>
-          <wp:anchor distT="0" distB="0" distL="0" distR="0" simplePos="0" relativeHeight="251666432" behindDoc="1" locked="0" layoutInCell="1" allowOverlap="1">
+          <wp:anchor distT="0" distB="0" distL="0" distR="0" simplePos="0" relativeHeight="251667456" behindDoc="1" locked="0" layoutInCell="1" allowOverlap="1">
             <wp:simplePos x="0" y="0"/>
             <wp:positionH relativeFrom="column">
               <wp:posOffset>4900295</wp:posOffset>
@@ -5204,7 +5159,7 @@
                     </pic:cNvPicPr>
                   </pic:nvPicPr>
                   <pic:blipFill>
-                    <a:blip r:embed="rId17"/>
+                    <a:blip r:embed="rId19"/>
                     <a:srcRect/>
                     <a:stretch>
                       <a:fillRect/>
@@ -5538,8 +5493,8 @@
       </w:r>
     </w:p>
     <w:sectPr>
-      <w:headerReference r:id="rId7" w:type="default"/>
-      <w:footerReference r:id="rId8" w:type="default"/>
+      <w:headerReference r:id="rId9" w:type="default"/>
+      <w:footerReference r:id="rId10" w:type="default"/>
       <w:pgSz w:w="11906" w:h="16838"/>
       <w:pgMar w:top="850" w:right="850" w:bottom="850" w:left="850" w:header="851" w:footer="397" w:gutter="0"/>
       <w:pgNumType w:fmt="decimal"/>
@@ -5548,6 +5503,299 @@
     </w:sectPr>
   </w:body>
 </w:document>
+</file>
+
+<file path=word/comments.xml><?xml version="1.0" encoding="utf-8"?>
+<w:comments xmlns:wpc="http://schemas.microsoft.com/office/word/2010/wordprocessingCanvas" xmlns:mc="http://schemas.openxmlformats.org/markup-compatibility/2006" xmlns:o="urn:schemas-microsoft-com:office:office" xmlns:r="http://schemas.openxmlformats.org/officeDocument/2006/relationships" xmlns:m="http://schemas.openxmlformats.org/officeDocument/2006/math" xmlns:v="urn:schemas-microsoft-com:vml" xmlns:wp14="http://schemas.microsoft.com/office/word/2010/wordprocessingDrawing" xmlns:wp="http://schemas.openxmlformats.org/drawingml/2006/wordprocessingDrawing" xmlns:w="http://schemas.openxmlformats.org/wordprocessingml/2006/main" xmlns:w14="http://schemas.microsoft.com/office/word/2010/wordml" xmlns:w15="http://schemas.microsoft.com/office/word/2012/wordml" xmlns:w10="urn:schemas-microsoft-com:office:word" xmlns:wpg="http://schemas.microsoft.com/office/word/2010/wordprocessingGroup" xmlns:wpi="http://schemas.microsoft.com/office/word/2010/wordprocessingInk" xmlns:wne="http://schemas.microsoft.com/office/word/2006/wordml" xmlns:wps="http://schemas.microsoft.com/office/word/2010/wordprocessingShape" xmlns:wpsCustomData="http://www.wps.cn/officeDocument/2013/wpsCustomData" mc:Ignorable="w14 w15 wp14">
+  <w:comment w:id="0" w:author="峰~" w:date="2024-12-03T13:18:56Z" w:initials="">
+    <w:p>
+      <w:pPr>
+        <w:pStyle w:val="5"/>
+        <w:rPr>
+          <w:rFonts w:hint="default" w:eastAsia="宋体"/>
+          <w:lang w:val="en-US" w:eastAsia="zh-CN"/>
+        </w:rPr>
+      </w:pPr>
+      <w:r>
+        <w:rPr>
+          <w:rFonts w:hint="eastAsia"/>
+          <w:lang w:val="en-US" w:eastAsia="zh-CN"/>
+        </w:rPr>
+        <w:t>1、属于动态内容，这个模块信息沿用目前诺禾形式</w:t>
+      </w:r>
+    </w:p>
+  </w:comment>
+  <w:comment w:id="1" w:author="峰~" w:date="2024-12-03T13:07:49Z" w:initials="">
+    <w:p>
+      <w:pPr>
+        <w:pStyle w:val="5"/>
+        <w:rPr>
+          <w:rFonts w:hint="default" w:eastAsia="宋体"/>
+          <w:lang w:val="en-US" w:eastAsia="zh-CN"/>
+        </w:rPr>
+      </w:pPr>
+      <w:r>
+        <w:rPr>
+          <w:rFonts w:hint="eastAsia"/>
+          <w:lang w:val="en-US" w:eastAsia="zh-CN"/>
+        </w:rPr>
+        <w:t>2、属于动态内容</w:t>
+      </w:r>
+    </w:p>
+    <w:p>
+      <w:pPr>
+        <w:pStyle w:val="5"/>
+        <w:rPr>
+          <w:rFonts w:hint="eastAsia"/>
+          <w:lang w:val="en-US" w:eastAsia="zh-CN"/>
+        </w:rPr>
+      </w:pPr>
+      <w:r>
+        <w:rPr>
+          <w:rFonts w:hint="eastAsia"/>
+          <w:lang w:val="en-US" w:eastAsia="zh-CN"/>
+        </w:rPr>
+        <w:t>(1)检测结果是阳性还是阴性，由运营反馈，流程见下图</w:t>
+      </w:r>
+    </w:p>
+    <w:p>
+      <w:pPr>
+        <w:pStyle w:val="5"/>
+        <w:rPr>
+          <w:rFonts w:hint="eastAsia"/>
+          <w:lang w:val="en-US" w:eastAsia="zh-CN"/>
+        </w:rPr>
+      </w:pPr>
+      <w:r>
+        <w:drawing>
+          <wp:inline distT="0" distB="0" distL="114300" distR="114300">
+            <wp:extent cx="6478905" cy="224790"/>
+            <wp:effectExtent l="0" t="0" r="10795" b="3810"/>
+            <wp:docPr id="1" name="图片 1"/>
+            <wp:cNvGraphicFramePr>
+              <a:graphicFrameLocks xmlns:a="http://schemas.openxmlformats.org/drawingml/2006/main" noChangeAspect="1"/>
+            </wp:cNvGraphicFramePr>
+            <a:graphic xmlns:a="http://schemas.openxmlformats.org/drawingml/2006/main">
+              <a:graphicData uri="http://schemas.openxmlformats.org/drawingml/2006/picture">
+                <pic:pic xmlns:pic="http://schemas.openxmlformats.org/drawingml/2006/picture">
+                  <pic:nvPicPr>
+                    <pic:cNvPr id="1" name="图片 1"/>
+                    <pic:cNvPicPr>
+                      <a:picLocks noChangeAspect="1"/>
+                    </pic:cNvPicPr>
+                  </pic:nvPicPr>
+                  <pic:blipFill>
+                    <a:blip r:embed="rId1"/>
+                    <a:stretch>
+                      <a:fillRect/>
+                    </a:stretch>
+                  </pic:blipFill>
+                  <pic:spPr>
+                    <a:xfrm>
+                      <a:off x="0" y="0"/>
+                      <a:ext cx="6478905" cy="224790"/>
+                    </a:xfrm>
+                    <a:prstGeom prst="rect">
+                      <a:avLst/>
+                    </a:prstGeom>
+                    <a:noFill/>
+                    <a:ln>
+                      <a:noFill/>
+                    </a:ln>
+                  </pic:spPr>
+                </pic:pic>
+              </a:graphicData>
+            </a:graphic>
+          </wp:inline>
+        </w:drawing>
+      </w:r>
+    </w:p>
+    <w:p>
+      <w:pPr>
+        <w:pStyle w:val="5"/>
+        <w:rPr>
+          <w:rFonts w:hint="default"/>
+          <w:lang w:val="en-US" w:eastAsia="zh-CN"/>
+        </w:rPr>
+      </w:pPr>
+      <w:r>
+        <w:rPr>
+          <w:rFonts w:hint="eastAsia"/>
+          <w:lang w:val="en-US" w:eastAsia="zh-CN"/>
+        </w:rPr>
+        <w:t>(2)如果检测结果是阳性，则输出“检测到 MGMT 甲基化”；如果检测结果是阴性，则输出“未检测到MGMT基因甲基化”</w:t>
+      </w:r>
+    </w:p>
+  </w:comment>
+  <w:comment w:id="2" w:author="峰~" w:date="2024-12-03T13:08:39Z" w:initials="">
+    <w:p>
+      <w:pPr>
+        <w:pStyle w:val="5"/>
+        <w:rPr>
+          <w:rFonts w:hint="default"/>
+          <w:lang w:val="en-US" w:eastAsia="zh-CN"/>
+        </w:rPr>
+      </w:pPr>
+      <w:r>
+        <w:rPr>
+          <w:rFonts w:hint="eastAsia"/>
+          <w:lang w:val="en-US" w:eastAsia="zh-CN"/>
+        </w:rPr>
+        <w:t>3、属于动态内容</w:t>
+      </w:r>
+    </w:p>
+    <w:p>
+      <w:pPr>
+        <w:pStyle w:val="5"/>
+        <w:rPr>
+          <w:rFonts w:hint="eastAsia"/>
+          <w:lang w:val="en-US" w:eastAsia="zh-CN"/>
+        </w:rPr>
+      </w:pPr>
+      <w:r>
+        <w:rPr>
+          <w:rFonts w:hint="eastAsia"/>
+          <w:lang w:val="en-US" w:eastAsia="zh-CN"/>
+        </w:rPr>
+        <w:t>（1）如果检测是</w:t>
+      </w:r>
+      <w:r>
+        <w:rPr>
+          <w:rFonts w:hint="eastAsia"/>
+          <w:b/>
+          <w:bCs/>
+          <w:lang w:val="en-US" w:eastAsia="zh-CN"/>
+        </w:rPr>
+        <w:t>阳</w:t>
+      </w:r>
+      <w:r>
+        <w:rPr>
+          <w:rFonts w:hint="eastAsia"/>
+          <w:lang w:val="en-US" w:eastAsia="zh-CN"/>
+        </w:rPr>
+        <w:t>性，则输出“</w:t>
+      </w:r>
+    </w:p>
+    <w:p>
+      <w:pPr>
+        <w:pStyle w:val="5"/>
+        <w:rPr>
+          <w:rFonts w:hint="eastAsia"/>
+          <w:lang w:val="en-US" w:eastAsia="zh-CN"/>
+        </w:rPr>
+      </w:pPr>
+      <w:r>
+        <w:rPr>
+          <w:rFonts w:hint="eastAsia"/>
+          <w:lang w:val="en-US" w:eastAsia="zh-CN"/>
+        </w:rPr>
+        <w:t>1.该样本检测到MGMT基因启动子区甲基化:</w:t>
+      </w:r>
+    </w:p>
+    <w:p>
+      <w:pPr>
+        <w:pStyle w:val="5"/>
+        <w:rPr>
+          <w:rFonts w:hint="eastAsia"/>
+          <w:lang w:val="en-US" w:eastAsia="zh-CN"/>
+        </w:rPr>
+      </w:pPr>
+      <w:r>
+        <w:rPr>
+          <w:rFonts w:hint="eastAsia"/>
+          <w:lang w:val="en-US" w:eastAsia="zh-CN"/>
+        </w:rPr>
+        <w:t>2.文献提示，MGMT基因启动子区甲基化患者可能会从烷化剂类药物化疗中获益，请结合临床使用。”</w:t>
+      </w:r>
+    </w:p>
+    <w:p>
+      <w:pPr>
+        <w:pStyle w:val="5"/>
+        <w:rPr>
+          <w:rFonts w:hint="eastAsia"/>
+          <w:lang w:val="en-US" w:eastAsia="zh-CN"/>
+        </w:rPr>
+      </w:pPr>
+    </w:p>
+    <w:p>
+      <w:pPr>
+        <w:pStyle w:val="5"/>
+        <w:rPr>
+          <w:rFonts w:hint="eastAsia"/>
+          <w:lang w:val="en-US" w:eastAsia="zh-CN"/>
+        </w:rPr>
+      </w:pPr>
+      <w:r>
+        <w:rPr>
+          <w:rFonts w:hint="eastAsia"/>
+          <w:lang w:val="en-US" w:eastAsia="zh-CN"/>
+        </w:rPr>
+        <w:t>（2）如果检测是</w:t>
+      </w:r>
+      <w:r>
+        <w:rPr>
+          <w:rFonts w:hint="eastAsia"/>
+          <w:b/>
+          <w:bCs/>
+          <w:lang w:val="en-US" w:eastAsia="zh-CN"/>
+        </w:rPr>
+        <w:t>阴</w:t>
+      </w:r>
+      <w:r>
+        <w:rPr>
+          <w:rFonts w:hint="eastAsia"/>
+          <w:lang w:val="en-US" w:eastAsia="zh-CN"/>
+        </w:rPr>
+        <w:t>性，则输出“</w:t>
+      </w:r>
+    </w:p>
+    <w:p>
+      <w:pPr>
+        <w:pStyle w:val="5"/>
+        <w:rPr>
+          <w:rFonts w:hint="eastAsia"/>
+          <w:lang w:val="en-US" w:eastAsia="zh-CN"/>
+        </w:rPr>
+      </w:pPr>
+      <w:r>
+        <w:rPr>
+          <w:rFonts w:hint="eastAsia"/>
+          <w:lang w:val="en-US" w:eastAsia="zh-CN"/>
+        </w:rPr>
+        <w:t>1.该样本没有检测到MGMT基因启动子区甲基化;</w:t>
+      </w:r>
+    </w:p>
+    <w:p>
+      <w:pPr>
+        <w:pStyle w:val="5"/>
+        <w:rPr>
+          <w:rFonts w:hint="eastAsia"/>
+          <w:lang w:val="en-US" w:eastAsia="zh-CN"/>
+        </w:rPr>
+      </w:pPr>
+      <w:r>
+        <w:rPr>
+          <w:rFonts w:hint="eastAsia"/>
+          <w:lang w:val="en-US" w:eastAsia="zh-CN"/>
+        </w:rPr>
+        <w:t>2.文献提示，MGMT基因启动子区非甲基化患者可能不会从烷化剂类药物化疗中获益，请结合临床使用。”</w:t>
+      </w:r>
+    </w:p>
+    <w:p>
+      <w:pPr>
+        <w:pStyle w:val="5"/>
+      </w:pPr>
+    </w:p>
+  </w:comment>
+</w:comments>
+</file>
+
+<file path=word/commentsExtended.xml><?xml version="1.0" encoding="utf-8"?>
+<w15:commentsEx xmlns:wpc="http://schemas.microsoft.com/office/word/2010/wordprocessingCanvas" xmlns:mc="http://schemas.openxmlformats.org/markup-compatibility/2006" xmlns:o="urn:schemas-microsoft-com:office:office" xmlns:r="http://schemas.openxmlformats.org/officeDocument/2006/relationships" xmlns:m="http://schemas.openxmlformats.org/officeDocument/2006/math" xmlns:v="urn:schemas-microsoft-com:vml" xmlns:wp14="http://schemas.microsoft.com/office/word/2010/wordprocessingDrawing" xmlns:wp="http://schemas.openxmlformats.org/drawingml/2006/wordprocessingDrawing" xmlns:w="http://schemas.openxmlformats.org/wordprocessingml/2006/main" xmlns:w14="http://schemas.microsoft.com/office/word/2010/wordml" xmlns:w15="http://schemas.microsoft.com/office/word/2012/wordml" xmlns:w10="urn:schemas-microsoft-com:office:word" xmlns:wpg="http://schemas.microsoft.com/office/word/2010/wordprocessingGroup" xmlns:wpi="http://schemas.microsoft.com/office/word/2010/wordprocessingInk" xmlns:wne="http://schemas.microsoft.com/office/word/2006/wordml" xmlns:wps="http://schemas.microsoft.com/office/word/2010/wordprocessingShape" xmlns:wpsCustomData="http://www.wps.cn/officeDocument/2013/wpsCustomData" mc:Ignorable="w14 w15 wp14">
+  <w15:commentEx w15:paraId="29570C4D" w15:done="0"/>
+  <w15:commentEx w15:paraId="7B93DB97" w15:done="0"/>
+  <w15:commentEx w15:paraId="6415DFAA" w15:done="0"/>
+</w15:commentsEx>
 </file>
 
 <file path=word/footer1.xml><?xml version="1.0" encoding="utf-8"?>
@@ -6284,6 +6532,126 @@
     <w:pPr>
       <w:pStyle w:val="9"/>
     </w:pPr>
+    <w:r>
+      <w:rPr>
+        <w:sz w:val="18"/>
+      </w:rPr>
+      <mc:AlternateContent>
+        <mc:Choice Requires="wps">
+          <w:drawing>
+            <wp:anchor distT="0" distB="0" distL="114300" distR="114300" simplePos="0" relativeHeight="251666432" behindDoc="0" locked="0" layoutInCell="1" allowOverlap="1">
+              <wp:simplePos x="0" y="0"/>
+              <wp:positionH relativeFrom="margin">
+                <wp:align>center</wp:align>
+              </wp:positionH>
+              <wp:positionV relativeFrom="paragraph">
+                <wp:posOffset>0</wp:posOffset>
+              </wp:positionV>
+              <wp:extent cx="1828800" cy="1828800"/>
+              <wp:effectExtent l="0" t="0" r="0" b="0"/>
+              <wp:wrapNone/>
+              <wp:docPr id="8" name="文本框 8"/>
+              <wp:cNvGraphicFramePr/>
+              <a:graphic xmlns:a="http://schemas.openxmlformats.org/drawingml/2006/main">
+                <a:graphicData uri="http://schemas.microsoft.com/office/word/2010/wordprocessingShape">
+                  <wps:wsp>
+                    <wps:cNvSpPr txBox="1"/>
+                    <wps:spPr>
+                      <a:xfrm>
+                        <a:off x="0" y="0"/>
+                        <a:ext cx="1828800" cy="1828800"/>
+                      </a:xfrm>
+                      <a:prstGeom prst="rect">
+                        <a:avLst/>
+                      </a:prstGeom>
+                      <a:noFill/>
+                      <a:ln w="6350">
+                        <a:noFill/>
+                      </a:ln>
+                    </wps:spPr>
+                    <wps:style>
+                      <a:lnRef idx="0">
+                        <a:schemeClr val="accent1"/>
+                      </a:lnRef>
+                      <a:fillRef idx="0">
+                        <a:schemeClr val="accent1"/>
+                      </a:fillRef>
+                      <a:effectRef idx="0">
+                        <a:schemeClr val="accent1"/>
+                      </a:effectRef>
+                      <a:fontRef idx="minor">
+                        <a:schemeClr val="dk1"/>
+                      </a:fontRef>
+                    </wps:style>
+                    <wps:txbx>
+                      <w:txbxContent>
+                        <w:p>
+                          <w:pPr>
+                            <w:pStyle w:val="9"/>
+                          </w:pPr>
+                          <w:r>
+                            <w:fldChar w:fldCharType="begin"/>
+                          </w:r>
+                          <w:r>
+                            <w:instrText xml:space="preserve"> PAGE  \* MERGEFORMAT </w:instrText>
+                          </w:r>
+                          <w:r>
+                            <w:fldChar w:fldCharType="separate"/>
+                          </w:r>
+                          <w:r>
+                            <w:t>3</w:t>
+                          </w:r>
+                          <w:r>
+                            <w:fldChar w:fldCharType="end"/>
+                          </w:r>
+                        </w:p>
+                      </w:txbxContent>
+                    </wps:txbx>
+                    <wps:bodyPr rot="0" spcFirstLastPara="0" vertOverflow="overflow" horzOverflow="overflow" vert="horz" wrap="none" lIns="0" tIns="0" rIns="0" bIns="0" numCol="1" spcCol="0" rtlCol="0" fromWordArt="0" anchor="t" anchorCtr="0" forceAA="0" upright="0" compatLnSpc="1">
+                      <a:spAutoFit/>
+                    </wps:bodyPr>
+                  </wps:wsp>
+                </a:graphicData>
+              </a:graphic>
+            </wp:anchor>
+          </w:drawing>
+        </mc:Choice>
+        <mc:Fallback>
+          <w:pict>
+            <v:shape id="_x0000_s1026" o:spid="_x0000_s1026" o:spt="202" type="#_x0000_t202" style="position:absolute;left:0pt;margin-top:0pt;height:144pt;width:144pt;mso-position-horizontal:center;mso-position-horizontal-relative:margin;mso-wrap-style:none;z-index:251666432;mso-width-relative:page;mso-height-relative:page;" filled="f" stroked="f" coordsize="21600,21600" o:gfxdata="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">
+              <v:fill on="f" focussize="0,0"/>
+              <v:stroke on="f" weight="0.5pt"/>
+              <v:imagedata o:title=""/>
+              <o:lock v:ext="edit" aspectratio="f"/>
+              <v:textbox inset="0mm,0mm,0mm,0mm" style="mso-fit-shape-to-text:t;">
+                <w:txbxContent>
+                  <w:p>
+                    <w:pPr>
+                      <w:pStyle w:val="9"/>
+                    </w:pPr>
+                    <w:r>
+                      <w:fldChar w:fldCharType="begin"/>
+                    </w:r>
+                    <w:r>
+                      <w:instrText xml:space="preserve"> PAGE  \* MERGEFORMAT </w:instrText>
+                    </w:r>
+                    <w:r>
+                      <w:fldChar w:fldCharType="separate"/>
+                    </w:r>
+                    <w:r>
+                      <w:t>3</w:t>
+                    </w:r>
+                    <w:r>
+                      <w:fldChar w:fldCharType="end"/>
+                    </w:r>
+                  </w:p>
+                </w:txbxContent>
+              </v:textbox>
+            </v:shape>
+          </w:pict>
+        </mc:Fallback>
+      </mc:AlternateContent>
+    </w:r>
   </w:p>
 </w:ftr>
 </file>
@@ -7060,6 +7428,14 @@
     <w:abstractNumId w:val="8"/>
   </w:num>
 </w:numbering>
+</file>
+
+<file path=word/people.xml><?xml version="1.0" encoding="utf-8"?>
+<w15:people xmlns:wpc="http://schemas.microsoft.com/office/word/2010/wordprocessingCanvas" xmlns:mc="http://schemas.openxmlformats.org/markup-compatibility/2006" xmlns:o="urn:schemas-microsoft-com:office:office" xmlns:r="http://schemas.openxmlformats.org/officeDocument/2006/relationships" xmlns:m="http://schemas.openxmlformats.org/officeDocument/2006/math" xmlns:v="urn:schemas-microsoft-com:vml" xmlns:wp14="http://schemas.microsoft.com/office/word/2010/wordprocessingDrawing" xmlns:wp="http://schemas.openxmlformats.org/drawingml/2006/wordprocessingDrawing" xmlns:w="http://schemas.openxmlformats.org/wordprocessingml/2006/main" xmlns:w14="http://schemas.microsoft.com/office/word/2010/wordml" xmlns:w15="http://schemas.microsoft.com/office/word/2012/wordml" xmlns:w10="urn:schemas-microsoft-com:office:word" xmlns:wpg="http://schemas.microsoft.com/office/word/2010/wordprocessingGroup" xmlns:wpi="http://schemas.microsoft.com/office/word/2010/wordprocessingInk" xmlns:wne="http://schemas.microsoft.com/office/word/2006/wordml" xmlns:wps="http://schemas.microsoft.com/office/word/2010/wordprocessingShape" xmlns:wpsCustomData="http://www.wps.cn/officeDocument/2013/wpsCustomData" mc:Ignorable="w14 w15 wp14">
+  <w15:person w15:author="峰~">
+    <w15:presenceInfo w15:providerId="WPS Office" w15:userId="2689565565"/>
+  </w15:person>
+</w15:people>
 </file>
 
 <file path=word/styles.xml><?xml version="1.0" encoding="utf-8"?>

--- a/WebContent/docx/MGMT基因甲基化检测报告.docx
+++ b/WebContent/docx/MGMT基因甲基化检测报告.docx
@@ -37,7 +37,7 @@
                     </pic:cNvPicPr>
                   </pic:nvPicPr>
                   <pic:blipFill>
-                    <a:blip r:embed="rId12"/>
+                    <a:blip r:embed="rId10"/>
                     <a:srcRect/>
                     <a:stretch>
                       <a:fillRect/>
@@ -93,7 +93,7 @@
                     </pic:cNvPicPr>
                   </pic:nvPicPr>
                   <pic:blipFill>
-                    <a:blip r:embed="rId13"/>
+                    <a:blip r:embed="rId11"/>
                     <a:srcRect l="1400" t="66" r="1581" b="-6"/>
                     <a:stretch>
                       <a:fillRect/>
@@ -596,7 +596,7 @@
           <w:lang w:eastAsia="zh-CN"/>
         </w:rPr>
         <w:sectPr>
-          <w:footerReference r:id="rId5" w:type="default"/>
+          <w:footerReference r:id="rId3" w:type="default"/>
           <w:pgSz w:w="11905" w:h="16838"/>
           <w:pgMar w:top="850" w:right="850" w:bottom="850" w:left="850" w:header="850" w:footer="397" w:gutter="0"/>
           <w:pgBorders>
@@ -1760,12 +1760,12 @@
           </w14:shadow>
         </w:rPr>
       </w:pPr>
-      <w:bookmarkStart w:id="0" w:name="_Toc13806"/>
+      <w:bookmarkStart w:id="0" w:name="_Toc32054"/>
       <w:bookmarkStart w:id="1" w:name="_Toc30143_WPSOffice_Level1"/>
-      <w:bookmarkStart w:id="2" w:name="_Toc24178_WPSOffice_Level1"/>
-      <w:bookmarkStart w:id="3" w:name="_Toc32054"/>
-      <w:bookmarkStart w:id="4" w:name="_Toc27500"/>
-      <w:bookmarkStart w:id="5" w:name="_Toc24397"/>
+      <w:bookmarkStart w:id="2" w:name="_Toc13806"/>
+      <w:bookmarkStart w:id="3" w:name="_Toc27500"/>
+      <w:bookmarkStart w:id="4" w:name="_Toc24397"/>
+      <w:bookmarkStart w:id="5" w:name="_Toc24178_WPSOffice_Level1"/>
       <w:bookmarkStart w:id="6" w:name="_Toc21009_WPSOffice_Level1"/>
       <w:bookmarkStart w:id="7" w:name="_Toc21669"/>
     </w:p>
@@ -1782,8 +1782,8 @@
           </w14:shadow>
         </w:rPr>
         <w:sectPr>
-          <w:headerReference r:id="rId6" w:type="default"/>
-          <w:footerReference r:id="rId7" w:type="default"/>
+          <w:headerReference r:id="rId4" w:type="default"/>
+          <w:footerReference r:id="rId5" w:type="default"/>
           <w:pgSz w:w="11905" w:h="16838"/>
           <w:pgMar w:top="850" w:right="850" w:bottom="850" w:left="850" w:header="283" w:footer="397" w:gutter="0"/>
           <w:pgBorders>
@@ -1821,7 +1821,6 @@
         </w:rPr>
       </w:pPr>
       <w:bookmarkStart w:id="8" w:name="_Toc21212"/>
-      <w:commentRangeStart w:id="0"/>
       <w:r>
         <w:rPr>
           <w:rFonts w:hint="default" w:ascii="Times New Roman" w:hAnsi="Times New Roman" w:eastAsia="微软雅黑" w:cs="Times New Roman"/>
@@ -1837,10 +1836,6 @@
         <w:t>样本信息</w:t>
       </w:r>
       <w:bookmarkEnd w:id="8"/>
-      <w:commentRangeEnd w:id="0"/>
-      <w:r>
-        <w:commentReference w:id="0"/>
-      </w:r>
     </w:p>
     <w:tbl>
       <w:tblPr>
@@ -1987,8 +1982,8 @@
                 <w:rFonts w:hint="eastAsia" w:ascii="Times New Roman" w:hAnsi="Times New Roman" w:eastAsia="微软雅黑" w:cs="微软雅黑"/>
                 <w:bCs/>
                 <w:color w:val="000000"/>
-                <w:sz w:val="24"/>
-                <w:szCs w:val="24"/>
+                <w:sz w:val="21"/>
+                <w:szCs w:val="21"/>
               </w:rPr>
               <w:t>{{ hospital }}</w:t>
             </w:r>
@@ -2033,8 +2028,8 @@
                 <w:rFonts w:hint="eastAsia" w:ascii="Times New Roman" w:hAnsi="Times New Roman" w:eastAsia="微软雅黑" w:cs="微软雅黑"/>
                 <w:bCs/>
                 <w:color w:val="000000"/>
-                <w:sz w:val="24"/>
-                <w:szCs w:val="24"/>
+                <w:sz w:val="21"/>
+                <w:szCs w:val="21"/>
               </w:rPr>
               <w:t>{{ subbarcode }}</w:t>
             </w:r>
@@ -2100,8 +2095,8 @@
                 <w:rFonts w:hint="eastAsia" w:ascii="Times New Roman" w:hAnsi="Times New Roman" w:eastAsia="微软雅黑" w:cs="微软雅黑"/>
                 <w:bCs/>
                 <w:color w:val="000000"/>
-                <w:sz w:val="24"/>
-                <w:szCs w:val="24"/>
+                <w:sz w:val="21"/>
+                <w:szCs w:val="21"/>
               </w:rPr>
               <w:t>{{ sex }}</w:t>
             </w:r>
@@ -2143,8 +2138,8 @@
                 <w:rFonts w:hint="eastAsia" w:ascii="Times New Roman" w:hAnsi="Times New Roman" w:eastAsia="微软雅黑" w:cs="微软雅黑"/>
                 <w:bCs/>
                 <w:color w:val="000000"/>
-                <w:sz w:val="24"/>
-                <w:szCs w:val="24"/>
+                <w:sz w:val="21"/>
+                <w:szCs w:val="21"/>
               </w:rPr>
               <w:t>{{ locationname }}</w:t>
             </w:r>
@@ -2188,8 +2183,8 @@
                 <w:rFonts w:hint="eastAsia" w:ascii="Times New Roman" w:hAnsi="Times New Roman" w:eastAsia="微软雅黑" w:cs="微软雅黑"/>
                 <w:bCs/>
                 <w:color w:val="000000"/>
-                <w:sz w:val="24"/>
-                <w:szCs w:val="24"/>
+                <w:sz w:val="21"/>
+                <w:szCs w:val="21"/>
               </w:rPr>
               <w:t>{{ subbarcode }}</w:t>
             </w:r>
@@ -2255,8 +2250,8 @@
                 <w:rFonts w:hint="eastAsia" w:ascii="Times New Roman" w:hAnsi="Times New Roman" w:eastAsia="微软雅黑" w:cs="微软雅黑"/>
                 <w:bCs/>
                 <w:color w:val="000000"/>
-                <w:sz w:val="24"/>
-                <w:szCs w:val="24"/>
+                <w:sz w:val="21"/>
+                <w:szCs w:val="21"/>
               </w:rPr>
               <w:t>{{ age }}</w:t>
             </w:r>
@@ -2298,8 +2293,8 @@
                 <w:rFonts w:hint="eastAsia" w:ascii="Times New Roman" w:hAnsi="Times New Roman" w:eastAsia="微软雅黑" w:cs="微软雅黑"/>
                 <w:bCs/>
                 <w:color w:val="000000"/>
-                <w:sz w:val="24"/>
-                <w:szCs w:val="24"/>
+                <w:sz w:val="21"/>
+                <w:szCs w:val="21"/>
               </w:rPr>
               <w:t>{{ doctorname }}</w:t>
             </w:r>
@@ -2343,8 +2338,8 @@
                 <w:rFonts w:hint="eastAsia" w:ascii="Times New Roman" w:hAnsi="Times New Roman" w:eastAsia="微软雅黑" w:cs="微软雅黑"/>
                 <w:bCs/>
                 <w:color w:val="000000"/>
-                <w:sz w:val="24"/>
-                <w:szCs w:val="24"/>
+                <w:sz w:val="21"/>
+                <w:szCs w:val="21"/>
               </w:rPr>
               <w:t>{{ room }}</w:t>
             </w:r>
@@ -2410,8 +2405,8 @@
                 <w:rFonts w:hint="eastAsia" w:ascii="Times New Roman" w:hAnsi="Times New Roman" w:eastAsia="微软雅黑" w:cs="微软雅黑"/>
                 <w:bCs/>
                 <w:color w:val="000000"/>
-                <w:sz w:val="24"/>
-                <w:szCs w:val="24"/>
+                <w:sz w:val="21"/>
+                <w:szCs w:val="21"/>
               </w:rPr>
               <w:t>{{ patient_phone }}</w:t>
             </w:r>
@@ -2454,8 +2449,8 @@
                 <w:rFonts w:hint="eastAsia" w:ascii="Times New Roman" w:hAnsi="Times New Roman" w:eastAsia="微软雅黑" w:cs="微软雅黑"/>
                 <w:bCs/>
                 <w:color w:val="000000"/>
-                <w:sz w:val="24"/>
-                <w:szCs w:val="24"/>
+                <w:sz w:val="21"/>
+                <w:szCs w:val="21"/>
                 <w:lang w:eastAsia="zh-CN"/>
               </w:rPr>
               <w:t>{{ specimentype }}</w:t>
@@ -2501,8 +2496,8 @@
                 <w:rFonts w:hint="eastAsia" w:ascii="Times New Roman" w:hAnsi="Times New Roman" w:eastAsia="微软雅黑" w:cs="微软雅黑"/>
                 <w:bCs/>
                 <w:color w:val="000000"/>
-                <w:sz w:val="24"/>
-                <w:szCs w:val="24"/>
+                <w:sz w:val="21"/>
+                <w:szCs w:val="21"/>
               </w:rPr>
               <w:t>{{ commission_date }}</w:t>
             </w:r>
@@ -2568,8 +2563,8 @@
                 <w:rFonts w:hint="eastAsia" w:ascii="Times New Roman" w:hAnsi="Times New Roman" w:eastAsia="微软雅黑" w:cs="微软雅黑"/>
                 <w:bCs/>
                 <w:color w:val="000000"/>
-                <w:sz w:val="24"/>
-                <w:szCs w:val="24"/>
+                <w:sz w:val="21"/>
+                <w:szCs w:val="21"/>
               </w:rPr>
               <w:t>{{ diseaseName }}</w:t>
             </w:r>
@@ -2657,8 +2652,8 @@
                 <w:rFonts w:hint="eastAsia" w:ascii="Times New Roman" w:hAnsi="Times New Roman" w:eastAsia="微软雅黑" w:cs="微软雅黑"/>
                 <w:bCs/>
                 <w:color w:val="000000"/>
-                <w:sz w:val="24"/>
-                <w:szCs w:val="24"/>
+                <w:sz w:val="21"/>
+                <w:szCs w:val="21"/>
               </w:rPr>
               <w:t>{{ receiveddate }}</w:t>
             </w:r>
@@ -2666,6 +2661,15 @@
         </w:tc>
       </w:tr>
     </w:tbl>
+    <w:p>
+      <w:pPr>
+        <w:bidi w:val="0"/>
+        <w:rPr>
+          <w:rFonts w:hint="default"/>
+        </w:rPr>
+      </w:pPr>
+      <w:bookmarkStart w:id="10" w:name="_Toc5952"/>
+    </w:p>
     <w:p>
       <w:pPr>
         <w:pStyle w:val="2"/>
@@ -2688,7 +2692,6 @@
           </w14:shadow>
         </w:rPr>
       </w:pPr>
-      <w:bookmarkStart w:id="10" w:name="_Toc5952"/>
       <w:r>
         <w:rPr>
           <w:rFonts w:hint="default" w:ascii="Times New Roman" w:hAnsi="Times New Roman" w:eastAsia="微软雅黑" w:cs="Times New Roman"/>
@@ -3032,6 +3035,14 @@
               </w:rPr>
               <w:t>检测结果</w:t>
             </w:r>
+            <w:r>
+              <w:rPr>
+                <w:rFonts w:hint="default" w:ascii="Times New Roman" w:hAnsi="Times New Roman" w:eastAsia="微软雅黑" w:cs="Times New Roman"/>
+                <w:sz w:val="21"/>
+                <w:szCs w:val="21"/>
+              </w:rPr>
+              <w:t>：</w:t>
+            </w:r>
           </w:p>
         </w:tc>
         <w:tc>
@@ -3056,12 +3067,6 @@
                 <w:lang w:val="en-US" w:eastAsia="zh-CN"/>
               </w:rPr>
             </w:pPr>
-            <w:r>
-              <w:rPr>
-                <w:highlight w:val="none"/>
-              </w:rPr>
-              <w:commentReference w:id="1"/>
-            </w:r>
             <w:r>
               <w:rPr>
                 <w:rFonts w:hint="eastAsia"/>
@@ -3146,29 +3151,13 @@
     </w:tbl>
     <w:p>
       <w:pPr>
-        <w:tabs>
-          <w:tab w:val="left" w:pos="589"/>
-        </w:tabs>
-        <w:ind w:left="76" w:hanging="76" w:hangingChars="76"/>
-        <w:rPr>
-          <w:rFonts w:hint="default" w:ascii="Times New Roman" w:hAnsi="Times New Roman" w:eastAsia="微软雅黑" w:cs="Times New Roman"/>
-          <w:b/>
-          <w:bCs/>
-          <w:color w:val="000000"/>
-          <w:sz w:val="10"/>
-          <w:szCs w:val="10"/>
-        </w:rPr>
-      </w:pPr>
-    </w:p>
-    <w:p>
-      <w:pPr>
         <w:jc w:val="left"/>
         <w:rPr>
           <w:rFonts w:hint="eastAsia" w:ascii="Times New Roman" w:hAnsi="Times New Roman" w:eastAsia="微软雅黑" w:cs="Times New Roman"/>
           <w:color w:val="000000"/>
           <w:kern w:val="0"/>
-          <w:sz w:val="16"/>
-          <w:szCs w:val="16"/>
+          <w:sz w:val="24"/>
+          <w:szCs w:val="24"/>
           <w:lang w:val="en-US" w:eastAsia="zh-CN"/>
         </w:rPr>
       </w:pPr>
@@ -3285,7 +3274,7 @@
           <w:highlight w:val="none"/>
           <w:lang w:val="en-US" w:eastAsia="zh-CN"/>
         </w:rPr>
-        <w:t>该样本检测到MGMT基因启动子区甲基化:</w:t>
+        <w:t>该样本检测到MGMT基因启动子区甲基化；</w:t>
       </w:r>
     </w:p>
     <w:p>
@@ -3319,6 +3308,7 @@
     <w:p>
       <w:pPr>
         <w:numPr>
+          <w:ilvl w:val="0"/>
           <w:numId w:val="0"/>
         </w:numPr>
         <w:jc w:val="both"/>
@@ -3363,7 +3353,6 @@
           <w:lang w:val="en-US" w:eastAsia="zh-CN"/>
         </w:rPr>
       </w:pPr>
-      <w:commentRangeStart w:id="2"/>
       <w:r>
         <w:rPr>
           <w:rFonts w:hint="default" w:ascii="Times New Roman" w:hAnsi="Times New Roman" w:eastAsia="微软雅黑" w:cs="Times New Roman"/>
@@ -3373,7 +3362,18 @@
           <w:highlight w:val="none"/>
           <w:lang w:val="en-US" w:eastAsia="zh-CN"/>
         </w:rPr>
-        <w:t>该样本没有检测到MGMT基因启动子区甲基化;</w:t>
+        <w:t>该样本没有检测到MGMT基因启动子区甲基化</w:t>
+      </w:r>
+      <w:r>
+        <w:rPr>
+          <w:rFonts w:hint="eastAsia" w:ascii="Times New Roman" w:hAnsi="Times New Roman" w:eastAsia="微软雅黑" w:cs="Times New Roman"/>
+          <w:b w:val="0"/>
+          <w:sz w:val="21"/>
+          <w:szCs w:val="21"/>
+          <w:highlight w:val="none"/>
+          <w:lang w:val="en-US" w:eastAsia="zh-CN"/>
+        </w:rPr>
+        <w:t>；</w:t>
       </w:r>
     </w:p>
     <w:p>
@@ -3403,10 +3403,6 @@
         </w:rPr>
         <w:t>文献提示，MGMT基因启动子区非甲基化患者可能不会从烷化剂类药物化疗中获益，请结合临床使用。</w:t>
       </w:r>
-      <w:commentRangeEnd w:id="2"/>
-      <w:r>
-        <w:commentReference w:id="2"/>
-      </w:r>
       <w:r>
         <w:rPr>
           <w:rFonts w:hint="eastAsia" w:ascii="Times New Roman" w:hAnsi="Times New Roman" w:eastAsia="微软雅黑" w:cs="Times New Roman"/>
@@ -3440,10 +3436,19 @@
           <w:highlight w:val="none"/>
           <w:lang w:val="en-US" w:eastAsia="zh-CN"/>
         </w:rPr>
-        <w:t>相关信息:</w:t>
-      </w:r>
-      <w:bookmarkStart w:id="14" w:name="_GoBack"/>
-      <w:bookmarkEnd w:id="14"/>
+        <w:t>相关信息</w:t>
+      </w:r>
+      <w:r>
+        <w:rPr>
+          <w:rFonts w:hint="eastAsia" w:ascii="Times New Roman" w:hAnsi="Times New Roman" w:eastAsia="微软雅黑" w:cs="Times New Roman"/>
+          <w:b w:val="0"/>
+          <w:sz w:val="21"/>
+          <w:szCs w:val="21"/>
+          <w:highlight w:val="none"/>
+          <w:lang w:val="en-US" w:eastAsia="zh-CN"/>
+        </w:rPr>
+        <w:t>：</w:t>
+      </w:r>
     </w:p>
     <w:p>
       <w:pPr>
@@ -3610,7 +3615,18 @@
           <w:highlight w:val="none"/>
           <w:lang w:val="en-US" w:eastAsia="zh-CN"/>
         </w:rPr>
-        <w:t>本检测采用荧光PCR法，可以特异性鉴别扩增区段内7个CpG位点的甲基化状态，对于其它位置发生的甲基化及其它基因不在本检测范围内;</w:t>
+        <w:t>本检测采用荧光PCR法，可以特异性鉴别扩增区段内7个CpG位点的甲基化状态，对于其它位置发生的甲基化及其它基因不在本检测范围内</w:t>
+      </w:r>
+      <w:r>
+        <w:rPr>
+          <w:rFonts w:hint="eastAsia" w:ascii="Times New Roman" w:hAnsi="Times New Roman" w:eastAsia="微软雅黑" w:cs="Times New Roman"/>
+          <w:b w:val="0"/>
+          <w:sz w:val="21"/>
+          <w:szCs w:val="21"/>
+          <w:highlight w:val="none"/>
+          <w:lang w:val="en-US" w:eastAsia="zh-CN"/>
+        </w:rPr>
+        <w:t>；</w:t>
       </w:r>
     </w:p>
     <w:p>
@@ -3638,7 +3654,18 @@
           <w:highlight w:val="none"/>
           <w:lang w:val="en-US" w:eastAsia="zh-CN"/>
         </w:rPr>
-        <w:t>本方法检测MGMT基因甲基化水平的检测限为 1%;</w:t>
+        <w:t>本方法检测MGMT基因甲基化水平的检测限为 1%</w:t>
+      </w:r>
+      <w:r>
+        <w:rPr>
+          <w:rFonts w:hint="eastAsia" w:ascii="Times New Roman" w:hAnsi="Times New Roman" w:eastAsia="微软雅黑" w:cs="Times New Roman"/>
+          <w:b w:val="0"/>
+          <w:sz w:val="21"/>
+          <w:szCs w:val="21"/>
+          <w:highlight w:val="none"/>
+          <w:lang w:val="en-US" w:eastAsia="zh-CN"/>
+        </w:rPr>
+        <w:t>；</w:t>
       </w:r>
     </w:p>
     <w:p>
@@ -3799,7 +3826,7 @@
         <mc:AlternateContent>
           <mc:Choice Requires="wpg">
             <w:drawing>
-              <wp:anchor distT="0" distB="0" distL="114300" distR="114300" simplePos="0" relativeHeight="251668480" behindDoc="0" locked="0" layoutInCell="1" allowOverlap="1">
+              <wp:anchor distT="0" distB="0" distL="114300" distR="114300" simplePos="0" relativeHeight="251667456" behindDoc="0" locked="0" layoutInCell="1" allowOverlap="1">
                 <wp:simplePos x="0" y="0"/>
                 <wp:positionH relativeFrom="column">
                   <wp:posOffset>2778125</wp:posOffset>
@@ -3832,7 +3859,7 @@
                           </pic:cNvPicPr>
                         </pic:nvPicPr>
                         <pic:blipFill>
-                          <a:blip r:embed="rId14">
+                          <a:blip r:embed="rId12">
                             <a:clrChange>
                               <a:clrFrom>
                                 <a:srgbClr val="FFFFFF">
@@ -3873,7 +3900,7 @@
                           </pic:cNvPicPr>
                         </pic:nvPicPr>
                         <pic:blipFill>
-                          <a:blip r:embed="rId15">
+                          <a:blip r:embed="rId13">
                             <a:extLst>
                               <a:ext uri="{28A0092B-C50C-407E-A947-70E740481C1C}">
                                 <a14:useLocalDpi xmlns:a14="http://schemas.microsoft.com/office/drawing/2010/main" val="0"/>
@@ -3907,18 +3934,18 @@
           </mc:Choice>
           <mc:Fallback>
             <w:pict>
-              <v:group id="_x0000_s1026" o:spid="_x0000_s1026" o:spt="203" style="position:absolute;left:0pt;margin-left:218.75pt;margin-top:1.45pt;height:103.1pt;width:251.5pt;z-index:251668480;mso-width-relative:page;mso-height-relative:page;" coordorigin="22334,2254" coordsize="6040,2476" o:gfxdata="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">
+              <v:group id="_x0000_s1026" o:spid="_x0000_s1026" o:spt="203" style="position:absolute;left:0pt;margin-left:218.75pt;margin-top:1.45pt;height:103.1pt;width:251.5pt;z-index:251667456;mso-width-relative:page;mso-height-relative:page;" coordorigin="22334,2254" coordsize="6040,2476" o:gfxdata="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">
                 <o:lock v:ext="edit" aspectratio="f"/>
                 <v:shape id="图片 29" o:spid="_x0000_s1026" o:spt="75" alt="IMG_256" type="#_x0000_t75" style="position:absolute;left:22334;top:3496;height:507;width:866;" filled="f" o:preferrelative="t" stroked="f" coordsize="21600,21600" o:gfxdata="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">
                   <v:fill on="f" focussize="0,0"/>
                   <v:stroke on="f"/>
-                  <v:imagedata r:id="rId14" chromakey="#FFFFFF" o:title=""/>
+                  <v:imagedata r:id="rId12" chromakey="#FFFFFF" o:title=""/>
                   <o:lock v:ext="edit" aspectratio="t"/>
                 </v:shape>
                 <v:shape id="图片 25" o:spid="_x0000_s1026" o:spt="75" type="#_x0000_t75" style="position:absolute;left:25898;top:2254;height:2476;width:2476;" filled="f" o:preferrelative="t" stroked="f" coordsize="21600,21600" o:gfxdata="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">
                   <v:fill on="f" focussize="0,0"/>
                   <v:stroke on="f"/>
-                  <v:imagedata r:id="rId15" o:title=""/>
+                  <v:imagedata r:id="rId13" o:title=""/>
                   <o:lock v:ext="edit" aspectratio="t"/>
                 </v:shape>
               </v:group>
@@ -4299,7 +4326,7 @@
                           </pic:cNvPicPr>
                         </pic:nvPicPr>
                         <pic:blipFill>
-                          <a:blip r:embed="rId16"/>
+                          <a:blip r:embed="rId14"/>
                           <a:stretch>
                             <a:fillRect/>
                           </a:stretch>
@@ -4427,7 +4454,7 @@
                 <w:kern w:val="0"/>
                 <w:lang w:val="en-US" w:eastAsia="zh-CN"/>
               </w:rPr>
-              <w:t>{{reportdate}}</w:t>
+              <w:t>{{reportdate2}}</w:t>
             </w:r>
           </w:p>
         </w:tc>
@@ -4485,7 +4512,7 @@
           <w:szCs w:val="16"/>
         </w:rPr>
         <w:sectPr>
-          <w:footerReference r:id="rId8" w:type="default"/>
+          <w:footerReference r:id="rId6" w:type="default"/>
           <w:pgSz w:w="11905" w:h="16838"/>
           <w:pgMar w:top="850" w:right="850" w:bottom="850" w:left="850" w:header="283" w:footer="397" w:gutter="0"/>
           <w:pgNumType w:fmt="decimal" w:start="1"/>
@@ -4534,7 +4561,25 @@
           <w:bCs w:val="0"/>
           <w:lang w:eastAsia="zh-CN"/>
         </w:rPr>
-        <w:t>广州市黄浦区开源大道11号C6栋702室</w:t>
+        <w:t>广州市黄</w:t>
+      </w:r>
+      <w:r>
+        <w:rPr>
+          <w:rFonts w:hint="eastAsia" w:ascii="Times New Roman" w:hAnsi="Times New Roman" w:eastAsia="微软雅黑" w:cs="Times New Roman"/>
+          <w:lang w:eastAsia="zh-CN"/>
+        </w:rPr>
+        <w:t>埔</w:t>
+      </w:r>
+      <w:bookmarkStart w:id="14" w:name="_GoBack"/>
+      <w:bookmarkEnd w:id="14"/>
+      <w:r>
+        <w:rPr>
+          <w:rFonts w:hint="eastAsia" w:ascii="Times New Roman" w:hAnsi="Times New Roman" w:eastAsia="微软雅黑" w:cs="Times New Roman"/>
+          <w:b w:val="0"/>
+          <w:bCs w:val="0"/>
+          <w:lang w:eastAsia="zh-CN"/>
+        </w:rPr>
+        <w:t>区开源大道11号C6栋702室</w:t>
       </w:r>
     </w:p>
     <w:p>
@@ -4860,7 +4905,7 @@
           <w:szCs w:val="24"/>
         </w:rPr>
         <w:drawing>
-          <wp:anchor distT="0" distB="0" distL="114935" distR="114935" simplePos="0" relativeHeight="251669504" behindDoc="0" locked="0" layoutInCell="1" allowOverlap="1">
+          <wp:anchor distT="0" distB="0" distL="114935" distR="114935" simplePos="0" relativeHeight="251668480" behindDoc="0" locked="0" layoutInCell="1" allowOverlap="1">
             <wp:simplePos x="0" y="0"/>
             <wp:positionH relativeFrom="column">
               <wp:posOffset>28575</wp:posOffset>
@@ -4885,7 +4930,7 @@
                     </pic:cNvPicPr>
                   </pic:nvPicPr>
                   <pic:blipFill>
-                    <a:blip r:embed="rId17"/>
+                    <a:blip r:embed="rId15"/>
                     <a:stretch>
                       <a:fillRect/>
                     </a:stretch>
@@ -4916,7 +4961,7 @@
           <w:szCs w:val="24"/>
         </w:rPr>
         <w:drawing>
-          <wp:anchor distT="0" distB="0" distL="114935" distR="114935" simplePos="0" relativeHeight="251670528" behindDoc="0" locked="0" layoutInCell="1" allowOverlap="1">
+          <wp:anchor distT="0" distB="0" distL="114935" distR="114935" simplePos="0" relativeHeight="251669504" behindDoc="0" locked="0" layoutInCell="1" allowOverlap="1">
             <wp:simplePos x="0" y="0"/>
             <wp:positionH relativeFrom="column">
               <wp:posOffset>723900</wp:posOffset>
@@ -4941,7 +4986,7 @@
                     </pic:cNvPicPr>
                   </pic:nvPicPr>
                   <pic:blipFill>
-                    <a:blip r:embed="rId18"/>
+                    <a:blip r:embed="rId16"/>
                     <a:stretch>
                       <a:fillRect/>
                     </a:stretch>
@@ -5134,7 +5179,7 @@
           <w:lang w:eastAsia="zh-CN"/>
         </w:rPr>
         <w:drawing>
-          <wp:anchor distT="0" distB="0" distL="0" distR="0" simplePos="0" relativeHeight="251667456" behindDoc="1" locked="0" layoutInCell="1" allowOverlap="1">
+          <wp:anchor distT="0" distB="0" distL="0" distR="0" simplePos="0" relativeHeight="251666432" behindDoc="1" locked="0" layoutInCell="1" allowOverlap="1">
             <wp:simplePos x="0" y="0"/>
             <wp:positionH relativeFrom="column">
               <wp:posOffset>4900295</wp:posOffset>
@@ -5159,7 +5204,7 @@
                     </pic:cNvPicPr>
                   </pic:nvPicPr>
                   <pic:blipFill>
-                    <a:blip r:embed="rId19"/>
+                    <a:blip r:embed="rId17"/>
                     <a:srcRect/>
                     <a:stretch>
                       <a:fillRect/>
@@ -5493,8 +5538,8 @@
       </w:r>
     </w:p>
     <w:sectPr>
-      <w:headerReference r:id="rId9" w:type="default"/>
-      <w:footerReference r:id="rId10" w:type="default"/>
+      <w:headerReference r:id="rId7" w:type="default"/>
+      <w:footerReference r:id="rId8" w:type="default"/>
       <w:pgSz w:w="11906" w:h="16838"/>
       <w:pgMar w:top="850" w:right="850" w:bottom="850" w:left="850" w:header="851" w:footer="397" w:gutter="0"/>
       <w:pgNumType w:fmt="decimal"/>
@@ -5503,299 +5548,6 @@
     </w:sectPr>
   </w:body>
 </w:document>
-</file>
-
-<file path=word/comments.xml><?xml version="1.0" encoding="utf-8"?>
-<w:comments xmlns:wpc="http://schemas.microsoft.com/office/word/2010/wordprocessingCanvas" xmlns:mc="http://schemas.openxmlformats.org/markup-compatibility/2006" xmlns:o="urn:schemas-microsoft-com:office:office" xmlns:r="http://schemas.openxmlformats.org/officeDocument/2006/relationships" xmlns:m="http://schemas.openxmlformats.org/officeDocument/2006/math" xmlns:v="urn:schemas-microsoft-com:vml" xmlns:wp14="http://schemas.microsoft.com/office/word/2010/wordprocessingDrawing" xmlns:wp="http://schemas.openxmlformats.org/drawingml/2006/wordprocessingDrawing" xmlns:w="http://schemas.openxmlformats.org/wordprocessingml/2006/main" xmlns:w14="http://schemas.microsoft.com/office/word/2010/wordml" xmlns:w15="http://schemas.microsoft.com/office/word/2012/wordml" xmlns:w10="urn:schemas-microsoft-com:office:word" xmlns:wpg="http://schemas.microsoft.com/office/word/2010/wordprocessingGroup" xmlns:wpi="http://schemas.microsoft.com/office/word/2010/wordprocessingInk" xmlns:wne="http://schemas.microsoft.com/office/word/2006/wordml" xmlns:wps="http://schemas.microsoft.com/office/word/2010/wordprocessingShape" xmlns:wpsCustomData="http://www.wps.cn/officeDocument/2013/wpsCustomData" mc:Ignorable="w14 w15 wp14">
-  <w:comment w:id="0" w:author="峰~" w:date="2024-12-03T13:18:56Z" w:initials="">
-    <w:p>
-      <w:pPr>
-        <w:pStyle w:val="5"/>
-        <w:rPr>
-          <w:rFonts w:hint="default" w:eastAsia="宋体"/>
-          <w:lang w:val="en-US" w:eastAsia="zh-CN"/>
-        </w:rPr>
-      </w:pPr>
-      <w:r>
-        <w:rPr>
-          <w:rFonts w:hint="eastAsia"/>
-          <w:lang w:val="en-US" w:eastAsia="zh-CN"/>
-        </w:rPr>
-        <w:t>1、属于动态内容，这个模块信息沿用目前诺禾形式</w:t>
-      </w:r>
-    </w:p>
-  </w:comment>
-  <w:comment w:id="1" w:author="峰~" w:date="2024-12-03T13:07:49Z" w:initials="">
-    <w:p>
-      <w:pPr>
-        <w:pStyle w:val="5"/>
-        <w:rPr>
-          <w:rFonts w:hint="default" w:eastAsia="宋体"/>
-          <w:lang w:val="en-US" w:eastAsia="zh-CN"/>
-        </w:rPr>
-      </w:pPr>
-      <w:r>
-        <w:rPr>
-          <w:rFonts w:hint="eastAsia"/>
-          <w:lang w:val="en-US" w:eastAsia="zh-CN"/>
-        </w:rPr>
-        <w:t>2、属于动态内容</w:t>
-      </w:r>
-    </w:p>
-    <w:p>
-      <w:pPr>
-        <w:pStyle w:val="5"/>
-        <w:rPr>
-          <w:rFonts w:hint="eastAsia"/>
-          <w:lang w:val="en-US" w:eastAsia="zh-CN"/>
-        </w:rPr>
-      </w:pPr>
-      <w:r>
-        <w:rPr>
-          <w:rFonts w:hint="eastAsia"/>
-          <w:lang w:val="en-US" w:eastAsia="zh-CN"/>
-        </w:rPr>
-        <w:t>(1)检测结果是阳性还是阴性，由运营反馈，流程见下图</w:t>
-      </w:r>
-    </w:p>
-    <w:p>
-      <w:pPr>
-        <w:pStyle w:val="5"/>
-        <w:rPr>
-          <w:rFonts w:hint="eastAsia"/>
-          <w:lang w:val="en-US" w:eastAsia="zh-CN"/>
-        </w:rPr>
-      </w:pPr>
-      <w:r>
-        <w:drawing>
-          <wp:inline distT="0" distB="0" distL="114300" distR="114300">
-            <wp:extent cx="6478905" cy="224790"/>
-            <wp:effectExtent l="0" t="0" r="10795" b="3810"/>
-            <wp:docPr id="1" name="图片 1"/>
-            <wp:cNvGraphicFramePr>
-              <a:graphicFrameLocks xmlns:a="http://schemas.openxmlformats.org/drawingml/2006/main" noChangeAspect="1"/>
-            </wp:cNvGraphicFramePr>
-            <a:graphic xmlns:a="http://schemas.openxmlformats.org/drawingml/2006/main">
-              <a:graphicData uri="http://schemas.openxmlformats.org/drawingml/2006/picture">
-                <pic:pic xmlns:pic="http://schemas.openxmlformats.org/drawingml/2006/picture">
-                  <pic:nvPicPr>
-                    <pic:cNvPr id="1" name="图片 1"/>
-                    <pic:cNvPicPr>
-                      <a:picLocks noChangeAspect="1"/>
-                    </pic:cNvPicPr>
-                  </pic:nvPicPr>
-                  <pic:blipFill>
-                    <a:blip r:embed="rId1"/>
-                    <a:stretch>
-                      <a:fillRect/>
-                    </a:stretch>
-                  </pic:blipFill>
-                  <pic:spPr>
-                    <a:xfrm>
-                      <a:off x="0" y="0"/>
-                      <a:ext cx="6478905" cy="224790"/>
-                    </a:xfrm>
-                    <a:prstGeom prst="rect">
-                      <a:avLst/>
-                    </a:prstGeom>
-                    <a:noFill/>
-                    <a:ln>
-                      <a:noFill/>
-                    </a:ln>
-                  </pic:spPr>
-                </pic:pic>
-              </a:graphicData>
-            </a:graphic>
-          </wp:inline>
-        </w:drawing>
-      </w:r>
-    </w:p>
-    <w:p>
-      <w:pPr>
-        <w:pStyle w:val="5"/>
-        <w:rPr>
-          <w:rFonts w:hint="default"/>
-          <w:lang w:val="en-US" w:eastAsia="zh-CN"/>
-        </w:rPr>
-      </w:pPr>
-      <w:r>
-        <w:rPr>
-          <w:rFonts w:hint="eastAsia"/>
-          <w:lang w:val="en-US" w:eastAsia="zh-CN"/>
-        </w:rPr>
-        <w:t>(2)如果检测结果是阳性，则输出“检测到 MGMT 甲基化”；如果检测结果是阴性，则输出“未检测到MGMT基因甲基化”</w:t>
-      </w:r>
-    </w:p>
-  </w:comment>
-  <w:comment w:id="2" w:author="峰~" w:date="2024-12-03T13:08:39Z" w:initials="">
-    <w:p>
-      <w:pPr>
-        <w:pStyle w:val="5"/>
-        <w:rPr>
-          <w:rFonts w:hint="default"/>
-          <w:lang w:val="en-US" w:eastAsia="zh-CN"/>
-        </w:rPr>
-      </w:pPr>
-      <w:r>
-        <w:rPr>
-          <w:rFonts w:hint="eastAsia"/>
-          <w:lang w:val="en-US" w:eastAsia="zh-CN"/>
-        </w:rPr>
-        <w:t>3、属于动态内容</w:t>
-      </w:r>
-    </w:p>
-    <w:p>
-      <w:pPr>
-        <w:pStyle w:val="5"/>
-        <w:rPr>
-          <w:rFonts w:hint="eastAsia"/>
-          <w:lang w:val="en-US" w:eastAsia="zh-CN"/>
-        </w:rPr>
-      </w:pPr>
-      <w:r>
-        <w:rPr>
-          <w:rFonts w:hint="eastAsia"/>
-          <w:lang w:val="en-US" w:eastAsia="zh-CN"/>
-        </w:rPr>
-        <w:t>（1）如果检测是</w:t>
-      </w:r>
-      <w:r>
-        <w:rPr>
-          <w:rFonts w:hint="eastAsia"/>
-          <w:b/>
-          <w:bCs/>
-          <w:lang w:val="en-US" w:eastAsia="zh-CN"/>
-        </w:rPr>
-        <w:t>阳</w:t>
-      </w:r>
-      <w:r>
-        <w:rPr>
-          <w:rFonts w:hint="eastAsia"/>
-          <w:lang w:val="en-US" w:eastAsia="zh-CN"/>
-        </w:rPr>
-        <w:t>性，则输出“</w:t>
-      </w:r>
-    </w:p>
-    <w:p>
-      <w:pPr>
-        <w:pStyle w:val="5"/>
-        <w:rPr>
-          <w:rFonts w:hint="eastAsia"/>
-          <w:lang w:val="en-US" w:eastAsia="zh-CN"/>
-        </w:rPr>
-      </w:pPr>
-      <w:r>
-        <w:rPr>
-          <w:rFonts w:hint="eastAsia"/>
-          <w:lang w:val="en-US" w:eastAsia="zh-CN"/>
-        </w:rPr>
-        <w:t>1.该样本检测到MGMT基因启动子区甲基化:</w:t>
-      </w:r>
-    </w:p>
-    <w:p>
-      <w:pPr>
-        <w:pStyle w:val="5"/>
-        <w:rPr>
-          <w:rFonts w:hint="eastAsia"/>
-          <w:lang w:val="en-US" w:eastAsia="zh-CN"/>
-        </w:rPr>
-      </w:pPr>
-      <w:r>
-        <w:rPr>
-          <w:rFonts w:hint="eastAsia"/>
-          <w:lang w:val="en-US" w:eastAsia="zh-CN"/>
-        </w:rPr>
-        <w:t>2.文献提示，MGMT基因启动子区甲基化患者可能会从烷化剂类药物化疗中获益，请结合临床使用。”</w:t>
-      </w:r>
-    </w:p>
-    <w:p>
-      <w:pPr>
-        <w:pStyle w:val="5"/>
-        <w:rPr>
-          <w:rFonts w:hint="eastAsia"/>
-          <w:lang w:val="en-US" w:eastAsia="zh-CN"/>
-        </w:rPr>
-      </w:pPr>
-    </w:p>
-    <w:p>
-      <w:pPr>
-        <w:pStyle w:val="5"/>
-        <w:rPr>
-          <w:rFonts w:hint="eastAsia"/>
-          <w:lang w:val="en-US" w:eastAsia="zh-CN"/>
-        </w:rPr>
-      </w:pPr>
-      <w:r>
-        <w:rPr>
-          <w:rFonts w:hint="eastAsia"/>
-          <w:lang w:val="en-US" w:eastAsia="zh-CN"/>
-        </w:rPr>
-        <w:t>（2）如果检测是</w:t>
-      </w:r>
-      <w:r>
-        <w:rPr>
-          <w:rFonts w:hint="eastAsia"/>
-          <w:b/>
-          <w:bCs/>
-          <w:lang w:val="en-US" w:eastAsia="zh-CN"/>
-        </w:rPr>
-        <w:t>阴</w:t>
-      </w:r>
-      <w:r>
-        <w:rPr>
-          <w:rFonts w:hint="eastAsia"/>
-          <w:lang w:val="en-US" w:eastAsia="zh-CN"/>
-        </w:rPr>
-        <w:t>性，则输出“</w:t>
-      </w:r>
-    </w:p>
-    <w:p>
-      <w:pPr>
-        <w:pStyle w:val="5"/>
-        <w:rPr>
-          <w:rFonts w:hint="eastAsia"/>
-          <w:lang w:val="en-US" w:eastAsia="zh-CN"/>
-        </w:rPr>
-      </w:pPr>
-      <w:r>
-        <w:rPr>
-          <w:rFonts w:hint="eastAsia"/>
-          <w:lang w:val="en-US" w:eastAsia="zh-CN"/>
-        </w:rPr>
-        <w:t>1.该样本没有检测到MGMT基因启动子区甲基化;</w:t>
-      </w:r>
-    </w:p>
-    <w:p>
-      <w:pPr>
-        <w:pStyle w:val="5"/>
-        <w:rPr>
-          <w:rFonts w:hint="eastAsia"/>
-          <w:lang w:val="en-US" w:eastAsia="zh-CN"/>
-        </w:rPr>
-      </w:pPr>
-      <w:r>
-        <w:rPr>
-          <w:rFonts w:hint="eastAsia"/>
-          <w:lang w:val="en-US" w:eastAsia="zh-CN"/>
-        </w:rPr>
-        <w:t>2.文献提示，MGMT基因启动子区非甲基化患者可能不会从烷化剂类药物化疗中获益，请结合临床使用。”</w:t>
-      </w:r>
-    </w:p>
-    <w:p>
-      <w:pPr>
-        <w:pStyle w:val="5"/>
-      </w:pPr>
-    </w:p>
-  </w:comment>
-</w:comments>
-</file>
-
-<file path=word/commentsExtended.xml><?xml version="1.0" encoding="utf-8"?>
-<w15:commentsEx xmlns:wpc="http://schemas.microsoft.com/office/word/2010/wordprocessingCanvas" xmlns:mc="http://schemas.openxmlformats.org/markup-compatibility/2006" xmlns:o="urn:schemas-microsoft-com:office:office" xmlns:r="http://schemas.openxmlformats.org/officeDocument/2006/relationships" xmlns:m="http://schemas.openxmlformats.org/officeDocument/2006/math" xmlns:v="urn:schemas-microsoft-com:vml" xmlns:wp14="http://schemas.microsoft.com/office/word/2010/wordprocessingDrawing" xmlns:wp="http://schemas.openxmlformats.org/drawingml/2006/wordprocessingDrawing" xmlns:w="http://schemas.openxmlformats.org/wordprocessingml/2006/main" xmlns:w14="http://schemas.microsoft.com/office/word/2010/wordml" xmlns:w15="http://schemas.microsoft.com/office/word/2012/wordml" xmlns:w10="urn:schemas-microsoft-com:office:word" xmlns:wpg="http://schemas.microsoft.com/office/word/2010/wordprocessingGroup" xmlns:wpi="http://schemas.microsoft.com/office/word/2010/wordprocessingInk" xmlns:wne="http://schemas.microsoft.com/office/word/2006/wordml" xmlns:wps="http://schemas.microsoft.com/office/word/2010/wordprocessingShape" xmlns:wpsCustomData="http://www.wps.cn/officeDocument/2013/wpsCustomData" mc:Ignorable="w14 w15 wp14">
-  <w15:commentEx w15:paraId="29570C4D" w15:done="0"/>
-  <w15:commentEx w15:paraId="7B93DB97" w15:done="0"/>
-  <w15:commentEx w15:paraId="6415DFAA" w15:done="0"/>
-</w15:commentsEx>
 </file>
 
 <file path=word/footer1.xml><?xml version="1.0" encoding="utf-8"?>
@@ -6532,126 +6284,6 @@
     <w:pPr>
       <w:pStyle w:val="9"/>
     </w:pPr>
-    <w:r>
-      <w:rPr>
-        <w:sz w:val="18"/>
-      </w:rPr>
-      <mc:AlternateContent>
-        <mc:Choice Requires="wps">
-          <w:drawing>
-            <wp:anchor distT="0" distB="0" distL="114300" distR="114300" simplePos="0" relativeHeight="251666432" behindDoc="0" locked="0" layoutInCell="1" allowOverlap="1">
-              <wp:simplePos x="0" y="0"/>
-              <wp:positionH relativeFrom="margin">
-                <wp:align>center</wp:align>
-              </wp:positionH>
-              <wp:positionV relativeFrom="paragraph">
-                <wp:posOffset>0</wp:posOffset>
-              </wp:positionV>
-              <wp:extent cx="1828800" cy="1828800"/>
-              <wp:effectExtent l="0" t="0" r="0" b="0"/>
-              <wp:wrapNone/>
-              <wp:docPr id="8" name="文本框 8"/>
-              <wp:cNvGraphicFramePr/>
-              <a:graphic xmlns:a="http://schemas.openxmlformats.org/drawingml/2006/main">
-                <a:graphicData uri="http://schemas.microsoft.com/office/word/2010/wordprocessingShape">
-                  <wps:wsp>
-                    <wps:cNvSpPr txBox="1"/>
-                    <wps:spPr>
-                      <a:xfrm>
-                        <a:off x="0" y="0"/>
-                        <a:ext cx="1828800" cy="1828800"/>
-                      </a:xfrm>
-                      <a:prstGeom prst="rect">
-                        <a:avLst/>
-                      </a:prstGeom>
-                      <a:noFill/>
-                      <a:ln w="6350">
-                        <a:noFill/>
-                      </a:ln>
-                    </wps:spPr>
-                    <wps:style>
-                      <a:lnRef idx="0">
-                        <a:schemeClr val="accent1"/>
-                      </a:lnRef>
-                      <a:fillRef idx="0">
-                        <a:schemeClr val="accent1"/>
-                      </a:fillRef>
-                      <a:effectRef idx="0">
-                        <a:schemeClr val="accent1"/>
-                      </a:effectRef>
-                      <a:fontRef idx="minor">
-                        <a:schemeClr val="dk1"/>
-                      </a:fontRef>
-                    </wps:style>
-                    <wps:txbx>
-                      <w:txbxContent>
-                        <w:p>
-                          <w:pPr>
-                            <w:pStyle w:val="9"/>
-                          </w:pPr>
-                          <w:r>
-                            <w:fldChar w:fldCharType="begin"/>
-                          </w:r>
-                          <w:r>
-                            <w:instrText xml:space="preserve"> PAGE  \* MERGEFORMAT </w:instrText>
-                          </w:r>
-                          <w:r>
-                            <w:fldChar w:fldCharType="separate"/>
-                          </w:r>
-                          <w:r>
-                            <w:t>3</w:t>
-                          </w:r>
-                          <w:r>
-                            <w:fldChar w:fldCharType="end"/>
-                          </w:r>
-                        </w:p>
-                      </w:txbxContent>
-                    </wps:txbx>
-                    <wps:bodyPr rot="0" spcFirstLastPara="0" vertOverflow="overflow" horzOverflow="overflow" vert="horz" wrap="none" lIns="0" tIns="0" rIns="0" bIns="0" numCol="1" spcCol="0" rtlCol="0" fromWordArt="0" anchor="t" anchorCtr="0" forceAA="0" upright="0" compatLnSpc="1">
-                      <a:spAutoFit/>
-                    </wps:bodyPr>
-                  </wps:wsp>
-                </a:graphicData>
-              </a:graphic>
-            </wp:anchor>
-          </w:drawing>
-        </mc:Choice>
-        <mc:Fallback>
-          <w:pict>
-            <v:shape id="_x0000_s1026" o:spid="_x0000_s1026" o:spt="202" type="#_x0000_t202" style="position:absolute;left:0pt;margin-top:0pt;height:144pt;width:144pt;mso-position-horizontal:center;mso-position-horizontal-relative:margin;mso-wrap-style:none;z-index:251666432;mso-width-relative:page;mso-height-relative:page;" filled="f" stroked="f" coordsize="21600,21600" o:gfxdata="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">
-              <v:fill on="f" focussize="0,0"/>
-              <v:stroke on="f" weight="0.5pt"/>
-              <v:imagedata o:title=""/>
-              <o:lock v:ext="edit" aspectratio="f"/>
-              <v:textbox inset="0mm,0mm,0mm,0mm" style="mso-fit-shape-to-text:t;">
-                <w:txbxContent>
-                  <w:p>
-                    <w:pPr>
-                      <w:pStyle w:val="9"/>
-                    </w:pPr>
-                    <w:r>
-                      <w:fldChar w:fldCharType="begin"/>
-                    </w:r>
-                    <w:r>
-                      <w:instrText xml:space="preserve"> PAGE  \* MERGEFORMAT </w:instrText>
-                    </w:r>
-                    <w:r>
-                      <w:fldChar w:fldCharType="separate"/>
-                    </w:r>
-                    <w:r>
-                      <w:t>3</w:t>
-                    </w:r>
-                    <w:r>
-                      <w:fldChar w:fldCharType="end"/>
-                    </w:r>
-                  </w:p>
-                </w:txbxContent>
-              </v:textbox>
-            </v:shape>
-          </w:pict>
-        </mc:Fallback>
-      </mc:AlternateContent>
-    </w:r>
   </w:p>
 </w:ftr>
 </file>
@@ -7428,14 +7060,6 @@
     <w:abstractNumId w:val="8"/>
   </w:num>
 </w:numbering>
-</file>
-
-<file path=word/people.xml><?xml version="1.0" encoding="utf-8"?>
-<w15:people xmlns:wpc="http://schemas.microsoft.com/office/word/2010/wordprocessingCanvas" xmlns:mc="http://schemas.openxmlformats.org/markup-compatibility/2006" xmlns:o="urn:schemas-microsoft-com:office:office" xmlns:r="http://schemas.openxmlformats.org/officeDocument/2006/relationships" xmlns:m="http://schemas.openxmlformats.org/officeDocument/2006/math" xmlns:v="urn:schemas-microsoft-com:vml" xmlns:wp14="http://schemas.microsoft.com/office/word/2010/wordprocessingDrawing" xmlns:wp="http://schemas.openxmlformats.org/drawingml/2006/wordprocessingDrawing" xmlns:w="http://schemas.openxmlformats.org/wordprocessingml/2006/main" xmlns:w14="http://schemas.microsoft.com/office/word/2010/wordml" xmlns:w15="http://schemas.microsoft.com/office/word/2012/wordml" xmlns:w10="urn:schemas-microsoft-com:office:word" xmlns:wpg="http://schemas.microsoft.com/office/word/2010/wordprocessingGroup" xmlns:wpi="http://schemas.microsoft.com/office/word/2010/wordprocessingInk" xmlns:wne="http://schemas.microsoft.com/office/word/2006/wordml" xmlns:wps="http://schemas.microsoft.com/office/word/2010/wordprocessingShape" xmlns:wpsCustomData="http://www.wps.cn/officeDocument/2013/wpsCustomData" mc:Ignorable="w14 w15 wp14">
-  <w15:person w15:author="峰~">
-    <w15:presenceInfo w15:providerId="WPS Office" w15:userId="2689565565"/>
-  </w15:person>
-</w15:people>
 </file>
 
 <file path=word/styles.xml><?xml version="1.0" encoding="utf-8"?>
